--- a/01_《三人行》全24集全流程标杆成品库/03_剧作结构、悬念节奏与视听解码/EP18_《三人行》第十八集《一夜剧变》剧作结构、悬念节奏与视听解码.docx
+++ b/01_《三人行》全24集全流程标杆成品库/03_剧作结构、悬念节奏与视听解码/EP18_《三人行》第十八集《一夜剧变》剧作结构、悬念节奏与视听解码.docx
@@ -188,19 +188,8 @@
             <w:shd w:fill="1F3864"/>
           </w:tcPr>
           <w:p>
-            <w:pPr>
-              <w:spacing w:before="40" w:after="40" w:line="312" w:lineRule="auto"/>
-              <w:jc w:val="center"/>
-            </w:pPr>
-            <w:r/>
             <w:r>
-              <w:rPr>
-                <w:rFonts w:ascii="Arial" w:hAnsi="Arial" w:eastAsia="黑体"/>
-                <w:b/>
-                <w:color w:val="FFFFFF"/>
-                <w:sz w:val="19"/>
-              </w:rPr>
-              <w:t>核心道具 / 文字意象载体</w:t>
+              <w:t>当集核心道具 / 屏幕文字 / 微镜像载体</w:t>
             </w:r>
           </w:p>
         </w:tc>
@@ -217,1490 +206,112 @@
             <w:shd w:fill="1F3864"/>
           </w:tcPr>
           <w:p>
-            <w:pPr>
-              <w:spacing w:before="40" w:after="40" w:line="312" w:lineRule="auto"/>
-              <w:jc w:val="center"/>
-            </w:pPr>
-            <w:r/>
             <w:r>
-              <w:rPr>
-                <w:rFonts w:ascii="Arial" w:hAnsi="Arial" w:eastAsia="黑体"/>
-                <w:b/>
-                <w:color w:val="FFFFFF"/>
-                <w:sz w:val="19"/>
-              </w:rPr>
               <w:t>本集物理实证、微距文字原文与跨集因果闭环解析</w:t>
             </w:r>
           </w:p>
         </w:tc>
       </w:tr>
       <w:tr>
-        <w:trPr>
-          <w:cantSplit/>
-        </w:trPr>
         <w:tc>
           <w:tcPr>
-            <w:tcW w:type="dxa" w:w="3024"/>
-            <w:vAlign w:val="center"/>
+            <w:tcW w:type="dxa" w:w="5184"/>
             <w:tcMar>
-              <w:top w:w="105" w:type="dxa"/>
-              <w:bottom w:w="105" w:type="dxa"/>
-              <w:left w:w="145" w:type="dxa"/>
-              <w:right w:w="145" w:type="dxa"/>
+              <w:top w:w="70" w:type="dxa"/>
+              <w:bottom w:w="70" w:type="dxa"/>
+              <w:left w:w="100" w:type="dxa"/>
+              <w:right w:w="100" w:type="dxa"/>
             </w:tcMar>
+            <w:shd w:fill="FFFFFF"/>
           </w:tcPr>
           <w:p>
             <w:pPr>
-              <w:spacing w:before="40" w:after="40" w:line="341" w:lineRule="auto"/>
               <w:jc w:val="left"/>
             </w:pPr>
-            <w:r/>
             <w:r>
               <w:rPr>
-                <w:rFonts w:ascii="Times New Roman" w:hAnsi="Times New Roman" w:eastAsia="宋体"/>
+                <w:rFonts w:ascii="黑体" w:hAnsi="黑体"/>
                 <w:b/>
-                <w:color w:val="191919"/>
-                <w:sz w:val="19"/>
               </w:rPr>
-              <w:t>18-1　内/外　酒店套房·飞霞路风雪电话亭与市医院急诊病房 — 夜</w:t>
+              <w:t>009号保密实验者档案盒【LO-01M1/009】</w:t>
+              <w:br/>
+              <w:t>（18-3场）</w:t>
             </w:r>
           </w:p>
         </w:tc>
         <w:tc>
           <w:tcPr>
-            <w:tcW w:type="dxa" w:w="7344"/>
-            <w:vAlign w:val="center"/>
+            <w:tcW w:type="dxa" w:w="5184"/>
             <w:tcMar>
-              <w:top w:w="105" w:type="dxa"/>
-              <w:bottom w:w="105" w:type="dxa"/>
-              <w:left w:w="145" w:type="dxa"/>
-              <w:right w:w="145" w:type="dxa"/>
+              <w:top w:w="70" w:type="dxa"/>
+              <w:bottom w:w="70" w:type="dxa"/>
+              <w:left w:w="100" w:type="dxa"/>
+              <w:right w:w="100" w:type="dxa"/>
             </w:tcMar>
+            <w:shd w:fill="FFFFFF"/>
           </w:tcPr>
           <w:p>
             <w:pPr>
-              <w:spacing w:before="40" w:after="40" w:line="341" w:lineRule="auto"/>
               <w:jc w:val="left"/>
             </w:pPr>
-            <w:r/>
             <w:r>
               <w:rPr>
-                <w:rFonts w:ascii="Times New Roman" w:hAnsi="Times New Roman" w:eastAsia="宋体"/>
+                <w:rFonts w:ascii="宋体" w:hAnsi="宋体"/>
                 <w:b w:val="0"/>
-                <w:color w:val="191919"/>
-                <w:sz w:val="19"/>
               </w:rPr>
-              <w:t>【出场人物】赵了、荀未来、急诊医生</w:t>
-              <w:br/>
-              <w:t>【戏剧推进】夜晚，酒店套房内（闪回衔接上集片尾），六十六岁的赵了看着急于回2033年赚钱的四十一岁荀未来，语重心长地叹了口气。 赚钱，赚钱。希望你钱赚够了，不会成为第二个赵了。行啊，你想走你就走吧。我要回电话亭汇报消费了，迟了，到时候又被记违规了。走了。 赵了转身推门走出套房。坐在沙发上的荀未来朝他的背影挥了挥手，眼神忽然一动，心生好奇。</w:t>
+              <w:t>2058年09号储物柜中正式亮出荀未来的实体档案盒标签「档案编号：LO-01M1/009｜保密实验者009号｜建档人化名：荀未来｜日期：2033/01/21」，揭开系统Bug的物理铁证。</w:t>
             </w:r>
           </w:p>
         </w:tc>
       </w:tr>
       <w:tr>
-        <w:trPr>
-          <w:cantSplit/>
-        </w:trPr>
         <w:tc>
           <w:tcPr>
-            <w:tcW w:type="dxa" w:w="3024"/>
-            <w:vAlign w:val="center"/>
+            <w:tcW w:type="dxa" w:w="5184"/>
             <w:tcMar>
-              <w:top w:w="105" w:type="dxa"/>
-              <w:bottom w:w="105" w:type="dxa"/>
-              <w:left w:w="145" w:type="dxa"/>
-              <w:right w:w="145" w:type="dxa"/>
+              <w:top w:w="70" w:type="dxa"/>
+              <w:bottom w:w="70" w:type="dxa"/>
+              <w:left w:w="100" w:type="dxa"/>
+              <w:right w:w="100" w:type="dxa"/>
             </w:tcMar>
-            <w:shd w:fill="F7FAFC"/>
+            <w:shd w:fill="F5F7FA"/>
           </w:tcPr>
           <w:p>
             <w:pPr>
-              <w:spacing w:before="40" w:after="40" w:line="341" w:lineRule="auto"/>
               <w:jc w:val="left"/>
             </w:pPr>
-            <w:r/>
             <w:r>
               <w:rPr>
-                <w:rFonts w:ascii="Times New Roman" w:hAnsi="Times New Roman" w:eastAsia="宋体"/>
+                <w:rFonts w:ascii="黑体" w:hAnsi="黑体"/>
                 <w:b/>
-                <w:color w:val="191919"/>
-                <w:sz w:val="19"/>
               </w:rPr>
-              <w:t>18-2　外/内　片头曲《三人行》（OP） — 日/夜</w:t>
+              <w:t>微型神经毒剂注射器与赵了植物人心电监护仪</w:t>
+              <w:br/>
+              <w:t>（18-6至18-9场）</w:t>
             </w:r>
           </w:p>
         </w:tc>
         <w:tc>
           <w:tcPr>
-            <w:tcW w:type="dxa" w:w="7344"/>
-            <w:vAlign w:val="center"/>
+            <w:tcW w:type="dxa" w:w="5184"/>
             <w:tcMar>
-              <w:top w:w="105" w:type="dxa"/>
-              <w:bottom w:w="105" w:type="dxa"/>
-              <w:left w:w="145" w:type="dxa"/>
-              <w:right w:w="145" w:type="dxa"/>
+              <w:top w:w="70" w:type="dxa"/>
+              <w:bottom w:w="70" w:type="dxa"/>
+              <w:left w:w="100" w:type="dxa"/>
+              <w:right w:w="100" w:type="dxa"/>
             </w:tcMar>
-            <w:shd w:fill="F7FAFC"/>
+            <w:shd w:fill="F5F7FA"/>
           </w:tcPr>
           <w:p>
             <w:pPr>
-              <w:spacing w:before="40" w:after="40" w:line="341" w:lineRule="auto"/>
               <w:jc w:val="left"/>
             </w:pPr>
-            <w:r/>
             <w:r>
               <w:rPr>
-                <w:rFonts w:ascii="Times New Roman" w:hAnsi="Times New Roman" w:eastAsia="宋体"/>
+                <w:rFonts w:ascii="宋体" w:hAnsi="宋体"/>
                 <w:b w:val="0"/>
-                <w:color w:val="191919"/>
-                <w:sz w:val="19"/>
               </w:rPr>
-              <w:t>【出场人物】环境/意象叙事</w:t>
-              <w:br/>
-              <w:t>【戏剧推进】片头音乐响起，三代同体的命运轨迹在时光漩涡中交错，定格于《三人行》（THE TRIPLE ECHO OF TIME）片名标识。</w:t>
-            </w:r>
-          </w:p>
-        </w:tc>
-      </w:tr>
-      <w:tr>
-        <w:trPr>
-          <w:cantSplit/>
-        </w:trPr>
-        <w:tc>
-          <w:tcPr>
-            <w:tcW w:type="dxa" w:w="3024"/>
-            <w:vAlign w:val="center"/>
-            <w:tcMar>
-              <w:top w:w="105" w:type="dxa"/>
-              <w:bottom w:w="105" w:type="dxa"/>
-              <w:left w:w="145" w:type="dxa"/>
-              <w:right w:w="145" w:type="dxa"/>
-            </w:tcMar>
-          </w:tcPr>
-          <w:p>
-            <w:pPr>
-              <w:spacing w:before="40" w:after="40" w:line="341" w:lineRule="auto"/>
-              <w:jc w:val="left"/>
-            </w:pPr>
-            <w:r/>
-            <w:r>
-              <w:rPr>
-                <w:rFonts w:ascii="Times New Roman" w:hAnsi="Times New Roman" w:eastAsia="宋体"/>
-                <w:b/>
-                <w:color w:val="191919"/>
-                <w:sz w:val="19"/>
-              </w:rPr>
-              <w:t>18-3　内　酒店2388套房客厅·501室赵左右卧室与父母主卧 — 夜</w:t>
-            </w:r>
-          </w:p>
-        </w:tc>
-        <w:tc>
-          <w:tcPr>
-            <w:tcW w:type="dxa" w:w="7344"/>
-            <w:vAlign w:val="center"/>
-            <w:tcMar>
-              <w:top w:w="105" w:type="dxa"/>
-              <w:bottom w:w="105" w:type="dxa"/>
-              <w:left w:w="145" w:type="dxa"/>
-              <w:right w:w="145" w:type="dxa"/>
-            </w:tcMar>
-          </w:tcPr>
-          <w:p>
-            <w:pPr>
-              <w:spacing w:before="40" w:after="40" w:line="341" w:lineRule="auto"/>
-              <w:jc w:val="left"/>
-            </w:pPr>
-            <w:r/>
-            <w:r>
-              <w:rPr>
-                <w:rFonts w:ascii="Times New Roman" w:hAnsi="Times New Roman" w:eastAsia="宋体"/>
-                <w:b w:val="0"/>
-                <w:color w:val="191919"/>
-                <w:sz w:val="19"/>
-              </w:rPr>
-              <w:t>【出场人物】林开颜、荀未来、赵了、赵东来</w:t>
-              <w:br/>
-              <w:t>【戏剧推进】深夜，酒店2388号豪华套房客厅内，画面下方居中浮现本集片名：第 18 集 一夜剧变。 2058年的实习客服林开颜（小雪）被麻绳结结实实地捆在客厅中央的椅子上，嘴上贴着一截宽大的白色封箱胶带；刚从医院回来的六十六岁赵了半躺在沙发上闭目养神；身穿黑西装的四十一岁荀未来双手抱胸站在小雪面前，俯身捏住封箱胶带的一角，“刺啦”一声撕了下来！小雪疼得龇牙咧嘴，抿了抿嘴唇嘟囔了一句。 倒也没年代剧里那么野蛮嘛。</w:t>
-            </w:r>
-          </w:p>
-        </w:tc>
-      </w:tr>
-      <w:tr>
-        <w:trPr>
-          <w:cantSplit/>
-        </w:trPr>
-        <w:tc>
-          <w:tcPr>
-            <w:tcW w:type="dxa" w:w="3024"/>
-            <w:vAlign w:val="center"/>
-            <w:tcMar>
-              <w:top w:w="105" w:type="dxa"/>
-              <w:bottom w:w="105" w:type="dxa"/>
-              <w:left w:w="145" w:type="dxa"/>
-              <w:right w:w="145" w:type="dxa"/>
-            </w:tcMar>
-            <w:shd w:fill="F7FAFC"/>
-          </w:tcPr>
-          <w:p>
-            <w:pPr>
-              <w:spacing w:before="40" w:after="40" w:line="341" w:lineRule="auto"/>
-              <w:jc w:val="left"/>
-            </w:pPr>
-            <w:r/>
-            <w:r>
-              <w:rPr>
-                <w:rFonts w:ascii="Times New Roman" w:hAnsi="Times New Roman" w:eastAsia="宋体"/>
-                <w:b/>
-                <w:color w:val="191919"/>
-                <w:sz w:val="19"/>
-              </w:rPr>
-              <w:t>18-4　内/外　酒店2388套房·楼下路虎车内与套房卧室门前 — 夜</w:t>
-            </w:r>
-          </w:p>
-        </w:tc>
-        <w:tc>
-          <w:tcPr>
-            <w:tcW w:type="dxa" w:w="7344"/>
-            <w:vAlign w:val="center"/>
-            <w:tcMar>
-              <w:top w:w="105" w:type="dxa"/>
-              <w:bottom w:w="105" w:type="dxa"/>
-              <w:left w:w="145" w:type="dxa"/>
-              <w:right w:w="145" w:type="dxa"/>
-            </w:tcMar>
-            <w:shd w:fill="F7FAFC"/>
-          </w:tcPr>
-          <w:p>
-            <w:pPr>
-              <w:spacing w:before="40" w:after="40" w:line="341" w:lineRule="auto"/>
-              <w:jc w:val="left"/>
-            </w:pPr>
-            <w:r/>
-            <w:r>
-              <w:rPr>
-                <w:rFonts w:ascii="Times New Roman" w:hAnsi="Times New Roman" w:eastAsia="宋体"/>
-                <w:b w:val="0"/>
-                <w:color w:val="191919"/>
-                <w:sz w:val="19"/>
-              </w:rPr>
-              <w:t>【出场人物】林开颜、荀未来、赵了、余博士、客房服务员</w:t>
-              <w:br/>
-              <w:t>【戏剧推进】凌晨时分，酒店2388号套房客厅内，墙上的精工（SEIKO）挂钟滴答作响。六十六岁的赵了与四十一岁的荀未来湊在沙发前低声耳语商议；被绑在椅子上的小雪困得打了个大哈欠，转头看了一眼挂钟上的时间——距离早上六点飞霞路电话亭被拆除、公司保洁阿姨上班已经不到两个小时了！小雪急得满头大汗，大声朝两人喊道。 两位哥啊，真没时间了！要是过了六点再回去的话，高总肯定会怀疑的！你们放我回去，我把你们接回来，帮你们指认高总，啊？ 荀未来与赵了对视一眼，站起……</w:t>
-            </w:r>
-          </w:p>
-        </w:tc>
-      </w:tr>
-      <w:tr>
-        <w:trPr>
-          <w:cantSplit/>
-        </w:trPr>
-        <w:tc>
-          <w:tcPr>
-            <w:tcW w:type="dxa" w:w="3024"/>
-            <w:vAlign w:val="center"/>
-            <w:tcMar>
-              <w:top w:w="105" w:type="dxa"/>
-              <w:bottom w:w="105" w:type="dxa"/>
-              <w:left w:w="145" w:type="dxa"/>
-              <w:right w:w="145" w:type="dxa"/>
-            </w:tcMar>
-          </w:tcPr>
-          <w:p>
-            <w:pPr>
-              <w:spacing w:before="40" w:after="40" w:line="341" w:lineRule="auto"/>
-              <w:jc w:val="left"/>
-            </w:pPr>
-            <w:r/>
-            <w:r>
-              <w:rPr>
-                <w:rFonts w:ascii="Times New Roman" w:hAnsi="Times New Roman" w:eastAsia="宋体"/>
-                <w:b/>
-                <w:color w:val="191919"/>
-                <w:sz w:val="19"/>
-              </w:rPr>
-              <w:t>18-5　内/外　酒店23楼走廊·2388套房卧室·2058年监控室与雪原木屋 — 夜/晨</w:t>
-            </w:r>
-          </w:p>
-        </w:tc>
-        <w:tc>
-          <w:tcPr>
-            <w:tcW w:type="dxa" w:w="7344"/>
-            <w:vAlign w:val="center"/>
-            <w:tcMar>
-              <w:top w:w="105" w:type="dxa"/>
-              <w:bottom w:w="105" w:type="dxa"/>
-              <w:left w:w="145" w:type="dxa"/>
-              <w:right w:w="145" w:type="dxa"/>
-            </w:tcMar>
-          </w:tcPr>
-          <w:p>
-            <w:pPr>
-              <w:spacing w:before="40" w:after="40" w:line="341" w:lineRule="auto"/>
-              <w:jc w:val="left"/>
-            </w:pPr>
-            <w:r/>
-            <w:r>
-              <w:rPr>
-                <w:rFonts w:ascii="Times New Roman" w:hAnsi="Times New Roman" w:eastAsia="宋体"/>
-                <w:b w:val="0"/>
-                <w:color w:val="191919"/>
-                <w:sz w:val="19"/>
-              </w:rPr>
-              <w:t>【出场人物】赵了、荀未来、余博士、林开颜</w:t>
-              <w:br/>
-              <w:t>【戏剧推进】见余博士转身走出2388号套房大门，荀未来如释重负地走到门边透过猫眼往外看了一眼，随后推门走出走廊，一把扯下贴在自己后颈上的电击贴片。躲在里屋的六十六岁赵了也快步追出房门拉住荀未来。 哎哎哎，怎么这么突然？ 荀未来举起手里的电击贴片，心有余悸地向赵了大倒苦水，宣布明天一早就回2033年！</w:t>
-            </w:r>
-          </w:p>
-        </w:tc>
-      </w:tr>
-      <w:tr>
-        <w:trPr>
-          <w:cantSplit/>
-        </w:trPr>
-        <w:tc>
-          <w:tcPr>
-            <w:tcW w:type="dxa" w:w="3024"/>
-            <w:vAlign w:val="center"/>
-            <w:tcMar>
-              <w:top w:w="105" w:type="dxa"/>
-              <w:bottom w:w="105" w:type="dxa"/>
-              <w:left w:w="145" w:type="dxa"/>
-              <w:right w:w="145" w:type="dxa"/>
-            </w:tcMar>
-            <w:shd w:fill="F7FAFC"/>
-          </w:tcPr>
-          <w:p>
-            <w:pPr>
-              <w:spacing w:before="40" w:after="40" w:line="341" w:lineRule="auto"/>
-              <w:jc w:val="left"/>
-            </w:pPr>
-            <w:r/>
-            <w:r>
-              <w:rPr>
-                <w:rFonts w:ascii="Times New Roman" w:hAnsi="Times New Roman" w:eastAsia="宋体"/>
-                <w:b/>
-                <w:color w:val="191919"/>
-                <w:sz w:val="19"/>
-              </w:rPr>
-              <w:t>18-6　外/内　和艺北街电话亭拆除现场·酒店套房与长林八中食堂 — 日</w:t>
-            </w:r>
-          </w:p>
-        </w:tc>
-        <w:tc>
-          <w:tcPr>
-            <w:tcW w:type="dxa" w:w="7344"/>
-            <w:vAlign w:val="center"/>
-            <w:tcMar>
-              <w:top w:w="105" w:type="dxa"/>
-              <w:bottom w:w="105" w:type="dxa"/>
-              <w:left w:w="145" w:type="dxa"/>
-              <w:right w:w="145" w:type="dxa"/>
-            </w:tcMar>
-            <w:shd w:fill="F7FAFC"/>
-          </w:tcPr>
-          <w:p>
-            <w:pPr>
-              <w:spacing w:before="40" w:after="40" w:line="341" w:lineRule="auto"/>
-              <w:jc w:val="left"/>
-            </w:pPr>
-            <w:r/>
-            <w:r>
-              <w:rPr>
-                <w:rFonts w:ascii="Times New Roman" w:hAnsi="Times New Roman" w:eastAsia="宋体"/>
-                <w:b w:val="0"/>
-                <w:color w:val="191919"/>
-                <w:sz w:val="19"/>
-              </w:rPr>
-              <w:t>【出场人物】荀未来、赵了、赵左右、徐图图</w:t>
-              <w:br/>
-              <w:t>【戏剧推进】2008年4月14日清晨六点刚过，荀未来驾车赶到和艺北街与飞霞路交口的公用电话亭旁，却隔着车窗呆呆地停住了——只见几名头戴安全帽的市政施工人员已经拉起警戒线，正将那座公用电话亭连根拆走！荀未来握着方向盘，拨通了赵了的电话。 老赵，电话亭……被拆了。 酒店套房内，握着手机的六十六岁赵了瞬间将昨晚所有的线索串联成线，恍然大悟！</w:t>
-            </w:r>
-          </w:p>
-        </w:tc>
-      </w:tr>
-      <w:tr>
-        <w:trPr>
-          <w:cantSplit/>
-        </w:trPr>
-        <w:tc>
-          <w:tcPr>
-            <w:tcW w:type="dxa" w:w="3024"/>
-            <w:vAlign w:val="center"/>
-            <w:tcMar>
-              <w:top w:w="105" w:type="dxa"/>
-              <w:bottom w:w="105" w:type="dxa"/>
-              <w:left w:w="145" w:type="dxa"/>
-              <w:right w:w="145" w:type="dxa"/>
-            </w:tcMar>
-          </w:tcPr>
-          <w:p>
-            <w:pPr>
-              <w:spacing w:before="40" w:after="40" w:line="341" w:lineRule="auto"/>
-              <w:jc w:val="left"/>
-            </w:pPr>
-            <w:r/>
-            <w:r>
-              <w:rPr>
-                <w:rFonts w:ascii="Times New Roman" w:hAnsi="Times New Roman" w:eastAsia="宋体"/>
-                <w:b/>
-                <w:color w:val="191919"/>
-                <w:sz w:val="19"/>
-              </w:rPr>
-              <w:t>18-7　内　长林八中高一十班教室·五楼楼梯间·501室客厅与502室赵了家 — 日/夜</w:t>
-            </w:r>
-          </w:p>
-        </w:tc>
-        <w:tc>
-          <w:tcPr>
-            <w:tcW w:type="dxa" w:w="7344"/>
-            <w:vAlign w:val="center"/>
-            <w:tcMar>
-              <w:top w:w="105" w:type="dxa"/>
-              <w:bottom w:w="105" w:type="dxa"/>
-              <w:left w:w="145" w:type="dxa"/>
-              <w:right w:w="145" w:type="dxa"/>
-            </w:tcMar>
-          </w:tcPr>
-          <w:p>
-            <w:pPr>
-              <w:spacing w:before="40" w:after="40" w:line="341" w:lineRule="auto"/>
-              <w:jc w:val="left"/>
-            </w:pPr>
-            <w:r/>
-            <w:r>
-              <w:rPr>
-                <w:rFonts w:ascii="Times New Roman" w:hAnsi="Times New Roman" w:eastAsia="宋体"/>
-                <w:b w:val="0"/>
-                <w:color w:val="191919"/>
-                <w:sz w:val="19"/>
-              </w:rPr>
-              <w:t>【出场人物】历史老师、戴娟、罗爱文、赵东来、刘美奕、荀未来</w:t>
-              <w:br/>
-              <w:t>【戏剧推进】下午，高一十班教室内正在上历史课。历史女老师背对学生在黑板上书写“唐朝的荣衰与民族交融（突厥、回纥、靺鞨、吐蕃）”的板书，台下的赵左右、徐图图、王一漫等人正低头认真记笔记。突然，教室前排传来一阵断断续续的“嗡嗡、咔咔”小型马达与齿轮运转声！ 历史老师停下粉笔转过身：“什么声音？”全班同学茫然四顾；等老师转回身继续写字，那阵机械运转声又响了起来！历史老师放下粉笔径直走下讲台，停在第一排罗爱文的课桌前，伸手敲了敲桌面。 罗爱文。</w:t>
-            </w:r>
-          </w:p>
-        </w:tc>
-      </w:tr>
-      <w:tr>
-        <w:trPr>
-          <w:cantSplit/>
-        </w:trPr>
-        <w:tc>
-          <w:tcPr>
-            <w:tcW w:type="dxa" w:w="3024"/>
-            <w:vAlign w:val="center"/>
-            <w:tcMar>
-              <w:top w:w="105" w:type="dxa"/>
-              <w:bottom w:w="105" w:type="dxa"/>
-              <w:left w:w="145" w:type="dxa"/>
-              <w:right w:w="145" w:type="dxa"/>
-            </w:tcMar>
-            <w:shd w:fill="F7FAFC"/>
-          </w:tcPr>
-          <w:p>
-            <w:pPr>
-              <w:spacing w:before="40" w:after="40" w:line="341" w:lineRule="auto"/>
-              <w:jc w:val="left"/>
-            </w:pPr>
-            <w:r/>
-            <w:r>
-              <w:rPr>
-                <w:rFonts w:ascii="Times New Roman" w:hAnsi="Times New Roman" w:eastAsia="宋体"/>
-                <w:b/>
-                <w:color w:val="191919"/>
-                <w:sz w:val="19"/>
-              </w:rPr>
-              <w:t>雪地电话亭旁小雪掉落的“鲜榨菠萝汁注射器”</w:t>
-              <w:br/>
-              <w:t>（场次：第18-1场）</w:t>
-            </w:r>
-          </w:p>
-        </w:tc>
-        <w:tc>
-          <w:tcPr>
-            <w:tcW w:type="dxa" w:w="7344"/>
-            <w:vAlign w:val="center"/>
-            <w:tcMar>
-              <w:top w:w="105" w:type="dxa"/>
-              <w:bottom w:w="105" w:type="dxa"/>
-              <w:left w:w="145" w:type="dxa"/>
-              <w:right w:w="145" w:type="dxa"/>
-            </w:tcMar>
-            <w:shd w:fill="F7FAFC"/>
-          </w:tcPr>
-          <w:p>
-            <w:pPr>
-              <w:spacing w:before="40" w:after="40" w:line="341" w:lineRule="auto"/>
-              <w:jc w:val="left"/>
-            </w:pPr>
-            <w:r/>
-            <w:r>
-              <w:rPr>
-                <w:rFonts w:ascii="Times New Roman" w:hAnsi="Times New Roman" w:eastAsia="宋体"/>
-                <w:b w:val="0"/>
-                <w:color w:val="191919"/>
-                <w:sz w:val="19"/>
-              </w:rPr>
-              <w:t>【原片微距文字与物理特征实证】尾随赵了而来的荀未来在电话亭外雪地里捡起小雪掉落的注射器，凑近鼻尖闻出是“菠萝汁”，及时将引发心脏并发症的赵了送医抢救。</w:t>
-            </w:r>
-          </w:p>
-        </w:tc>
-      </w:tr>
-      <w:tr>
-        <w:trPr>
-          <w:cantSplit/>
-        </w:trPr>
-        <w:tc>
-          <w:tcPr>
-            <w:tcW w:type="dxa" w:w="3024"/>
-            <w:vAlign w:val="center"/>
-            <w:tcMar>
-              <w:top w:w="105" w:type="dxa"/>
-              <w:bottom w:w="105" w:type="dxa"/>
-              <w:left w:w="145" w:type="dxa"/>
-              <w:right w:w="145" w:type="dxa"/>
-            </w:tcMar>
-          </w:tcPr>
-          <w:p>
-            <w:pPr>
-              <w:spacing w:before="40" w:after="40" w:line="341" w:lineRule="auto"/>
-              <w:jc w:val="left"/>
-            </w:pPr>
-            <w:r/>
-            <w:r>
-              <w:rPr>
-                <w:rFonts w:ascii="Times New Roman" w:hAnsi="Times New Roman" w:eastAsia="宋体"/>
-                <w:b/>
-                <w:color w:val="191919"/>
-                <w:sz w:val="19"/>
-              </w:rPr>
-              <w:t>2388套房绑在椅上的小雪与片名《第 18 集 一夜剧变》</w:t>
-              <w:br/>
-              <w:t>（场次：第18-3场）</w:t>
-            </w:r>
-          </w:p>
-        </w:tc>
-        <w:tc>
-          <w:tcPr>
-            <w:tcW w:type="dxa" w:w="7344"/>
-            <w:vAlign w:val="center"/>
-            <w:tcMar>
-              <w:top w:w="105" w:type="dxa"/>
-              <w:bottom w:w="105" w:type="dxa"/>
-              <w:left w:w="145" w:type="dxa"/>
-              <w:right w:w="145" w:type="dxa"/>
-            </w:tcMar>
-          </w:tcPr>
-          <w:p>
-            <w:pPr>
-              <w:spacing w:before="40" w:after="40" w:line="341" w:lineRule="auto"/>
-              <w:jc w:val="left"/>
-            </w:pPr>
-            <w:r/>
-            <w:r>
-              <w:rPr>
-                <w:rFonts w:ascii="Times New Roman" w:hAnsi="Times New Roman" w:eastAsia="宋体"/>
-                <w:b w:val="0"/>
-                <w:color w:val="191919"/>
-                <w:sz w:val="19"/>
-              </w:rPr>
-              <w:t>【原片微距文字与物理特征实证】荀未来将小雪绑回酒店2388号套房审讯，画面下方浮现本集片名花字《第 18 集 一夜剧变》。</w:t>
-            </w:r>
-          </w:p>
-        </w:tc>
-      </w:tr>
-      <w:tr>
-        <w:trPr>
-          <w:cantSplit/>
-        </w:trPr>
-        <w:tc>
-          <w:tcPr>
-            <w:tcW w:type="dxa" w:w="3024"/>
-            <w:vAlign w:val="center"/>
-            <w:tcMar>
-              <w:top w:w="105" w:type="dxa"/>
-              <w:bottom w:w="105" w:type="dxa"/>
-              <w:left w:w="145" w:type="dxa"/>
-              <w:right w:w="145" w:type="dxa"/>
-            </w:tcMar>
-            <w:shd w:fill="F7FAFC"/>
-          </w:tcPr>
-          <w:p>
-            <w:pPr>
-              <w:spacing w:before="40" w:after="40" w:line="341" w:lineRule="auto"/>
-              <w:jc w:val="left"/>
-            </w:pPr>
-            <w:r/>
-            <w:r>
-              <w:rPr>
-                <w:rFonts w:ascii="Times New Roman" w:hAnsi="Times New Roman" w:eastAsia="宋体"/>
-                <w:b/>
-                <w:color w:val="191919"/>
-                <w:sz w:val="19"/>
-              </w:rPr>
-              <w:t>荀未来从笔筒抽出的黑色按动签字笔（按出金属笔尖）</w:t>
-              <w:br/>
-              <w:t>（场次：第18-3场）</w:t>
-            </w:r>
-          </w:p>
-        </w:tc>
-        <w:tc>
-          <w:tcPr>
-            <w:tcW w:type="dxa" w:w="7344"/>
-            <w:vAlign w:val="center"/>
-            <w:tcMar>
-              <w:top w:w="105" w:type="dxa"/>
-              <w:bottom w:w="105" w:type="dxa"/>
-              <w:left w:w="145" w:type="dxa"/>
-              <w:right w:w="145" w:type="dxa"/>
-            </w:tcMar>
-            <w:shd w:fill="F7FAFC"/>
-          </w:tcPr>
-          <w:p>
-            <w:pPr>
-              <w:spacing w:before="40" w:after="40" w:line="341" w:lineRule="auto"/>
-              <w:jc w:val="left"/>
-            </w:pPr>
-            <w:r/>
-            <w:r>
-              <w:rPr>
-                <w:rFonts w:ascii="Times New Roman" w:hAnsi="Times New Roman" w:eastAsia="宋体"/>
-                <w:b w:val="0"/>
-                <w:color w:val="191919"/>
-                <w:sz w:val="19"/>
-              </w:rPr>
-              <w:t>【原片微距文字与物理特征实证】面对嘴硬撒谎称“收匿名信拿钱办事”的小雪，荀未来按出黑色签字笔笔尖假装逼供，吓得小雪喊出“哥！我真的很抱歉！”被赵了认出身份。</w:t>
-            </w:r>
-          </w:p>
-        </w:tc>
-      </w:tr>
-      <w:tr>
-        <w:trPr>
-          <w:cantSplit/>
-        </w:trPr>
-        <w:tc>
-          <w:tcPr>
-            <w:tcW w:type="dxa" w:w="3024"/>
-            <w:vAlign w:val="center"/>
-            <w:tcMar>
-              <w:top w:w="105" w:type="dxa"/>
-              <w:bottom w:w="105" w:type="dxa"/>
-              <w:left w:w="145" w:type="dxa"/>
-              <w:right w:w="145" w:type="dxa"/>
-            </w:tcMar>
-          </w:tcPr>
-          <w:p>
-            <w:pPr>
-              <w:spacing w:before="40" w:after="40" w:line="341" w:lineRule="auto"/>
-              <w:jc w:val="left"/>
-            </w:pPr>
-            <w:r/>
-            <w:r>
-              <w:rPr>
-                <w:rFonts w:ascii="Times New Roman" w:hAnsi="Times New Roman" w:eastAsia="宋体"/>
-                <w:b/>
-                <w:color w:val="191919"/>
-                <w:sz w:val="19"/>
-              </w:rPr>
-              <w:t>2058年09号柜【LO-01M1/009 保密实验者009号 荀未来】档案盒</w:t>
-              <w:br/>
-              <w:t>（场次：第18-3场）</w:t>
-            </w:r>
-          </w:p>
-        </w:tc>
-        <w:tc>
-          <w:tcPr>
-            <w:tcW w:type="dxa" w:w="7344"/>
-            <w:vAlign w:val="center"/>
-            <w:tcMar>
-              <w:top w:w="105" w:type="dxa"/>
-              <w:bottom w:w="105" w:type="dxa"/>
-              <w:left w:w="145" w:type="dxa"/>
-              <w:right w:w="145" w:type="dxa"/>
-            </w:tcMar>
-          </w:tcPr>
-          <w:p>
-            <w:pPr>
-              <w:spacing w:before="40" w:after="40" w:line="341" w:lineRule="auto"/>
-              <w:jc w:val="left"/>
-            </w:pPr>
-            <w:r/>
-            <w:r>
-              <w:rPr>
-                <w:rFonts w:ascii="Times New Roman" w:hAnsi="Times New Roman" w:eastAsia="宋体"/>
-                <w:b w:val="0"/>
-                <w:color w:val="191919"/>
-                <w:sz w:val="19"/>
-              </w:rPr>
-              <w:t>【原片微距文字与物理特征实证】闪回揭示高总收购人生有限公司后藏起的绝密档案：档案编号 LO-01M1/009｜保密实验者 009号｜建档人化名：荀未来｜2033/01/21。</w:t>
-            </w:r>
-          </w:p>
-        </w:tc>
-      </w:tr>
-      <w:tr>
-        <w:trPr>
-          <w:cantSplit/>
-        </w:trPr>
-        <w:tc>
-          <w:tcPr>
-            <w:tcW w:type="dxa" w:w="3024"/>
-            <w:vAlign w:val="center"/>
-            <w:tcMar>
-              <w:top w:w="105" w:type="dxa"/>
-              <w:bottom w:w="105" w:type="dxa"/>
-              <w:left w:w="145" w:type="dxa"/>
-              <w:right w:w="145" w:type="dxa"/>
-            </w:tcMar>
-            <w:shd w:fill="F7FAFC"/>
-          </w:tcPr>
-          <w:p>
-            <w:pPr>
-              <w:spacing w:before="40" w:after="40" w:line="341" w:lineRule="auto"/>
-              <w:jc w:val="left"/>
-            </w:pPr>
-            <w:r/>
-            <w:r>
-              <w:rPr>
-                <w:rFonts w:ascii="Times New Roman" w:hAnsi="Times New Roman" w:eastAsia="宋体"/>
-                <w:b/>
-                <w:color w:val="191919"/>
-                <w:sz w:val="19"/>
-              </w:rPr>
-              <w:t>16岁赵左右诺基亚手机收到徐图图的晚安短信</w:t>
-              <w:br/>
-              <w:t>（场次：第18-3场）</w:t>
-            </w:r>
-          </w:p>
-        </w:tc>
-        <w:tc>
-          <w:tcPr>
-            <w:tcW w:type="dxa" w:w="7344"/>
-            <w:vAlign w:val="center"/>
-            <w:tcMar>
-              <w:top w:w="105" w:type="dxa"/>
-              <w:bottom w:w="105" w:type="dxa"/>
-              <w:left w:w="145" w:type="dxa"/>
-              <w:right w:w="145" w:type="dxa"/>
-            </w:tcMar>
-            <w:shd w:fill="F7FAFC"/>
-          </w:tcPr>
-          <w:p>
-            <w:pPr>
-              <w:spacing w:before="40" w:after="40" w:line="341" w:lineRule="auto"/>
-              <w:jc w:val="left"/>
-            </w:pPr>
-            <w:r/>
-            <w:r>
-              <w:rPr>
-                <w:rFonts w:ascii="Times New Roman" w:hAnsi="Times New Roman" w:eastAsia="宋体"/>
-                <w:b w:val="0"/>
-                <w:color w:val="191919"/>
-                <w:sz w:val="19"/>
-              </w:rPr>
-              <w:t>【原片微距文字与物理特征实证】短信界面：发信人 徐图图｜内容：别看手机了，小心晨会迟到！赵左右看着短信露出甜蜜微笑。</w:t>
-            </w:r>
-          </w:p>
-        </w:tc>
-      </w:tr>
-      <w:tr>
-        <w:trPr>
-          <w:cantSplit/>
-        </w:trPr>
-        <w:tc>
-          <w:tcPr>
-            <w:tcW w:type="dxa" w:w="3024"/>
-            <w:vAlign w:val="center"/>
-            <w:tcMar>
-              <w:top w:w="105" w:type="dxa"/>
-              <w:bottom w:w="105" w:type="dxa"/>
-              <w:left w:w="145" w:type="dxa"/>
-              <w:right w:w="145" w:type="dxa"/>
-            </w:tcMar>
-          </w:tcPr>
-          <w:p>
-            <w:pPr>
-              <w:spacing w:before="40" w:after="40" w:line="341" w:lineRule="auto"/>
-              <w:jc w:val="left"/>
-            </w:pPr>
-            <w:r/>
-            <w:r>
-              <w:rPr>
-                <w:rFonts w:ascii="Times New Roman" w:hAnsi="Times New Roman" w:eastAsia="宋体"/>
-                <w:b/>
-                <w:color w:val="191919"/>
-                <w:sz w:val="19"/>
-              </w:rPr>
-              <w:t>501室电脑【魔豆网｜频道：左右日常集】班级嬉闹视频</w:t>
-              <w:br/>
-              <w:t>（场次：第18-3场）</w:t>
-            </w:r>
-          </w:p>
-        </w:tc>
-        <w:tc>
-          <w:tcPr>
-            <w:tcW w:type="dxa" w:w="7344"/>
-            <w:vAlign w:val="center"/>
-            <w:tcMar>
-              <w:top w:w="105" w:type="dxa"/>
-              <w:bottom w:w="105" w:type="dxa"/>
-              <w:left w:w="145" w:type="dxa"/>
-              <w:right w:w="145" w:type="dxa"/>
-            </w:tcMar>
-          </w:tcPr>
-          <w:p>
-            <w:pPr>
-              <w:spacing w:before="40" w:after="40" w:line="341" w:lineRule="auto"/>
-              <w:jc w:val="left"/>
-            </w:pPr>
-            <w:r/>
-            <w:r>
-              <w:rPr>
-                <w:rFonts w:ascii="Times New Roman" w:hAnsi="Times New Roman" w:eastAsia="宋体"/>
-                <w:b w:val="0"/>
-                <w:color w:val="191919"/>
-                <w:sz w:val="19"/>
-              </w:rPr>
-              <w:t>【原片微距文字与物理特征实证】辗转难眠的赵左右打开电脑播放徐图图、王一漫、罗爱文在班里打闹的日常视频安然入睡，声音传到主卧被赵东来误以为是楼下开茶话会。</w:t>
-            </w:r>
-          </w:p>
-        </w:tc>
-      </w:tr>
-      <w:tr>
-        <w:trPr>
-          <w:cantSplit/>
-        </w:trPr>
-        <w:tc>
-          <w:tcPr>
-            <w:tcW w:type="dxa" w:w="3024"/>
-            <w:vAlign w:val="center"/>
-            <w:tcMar>
-              <w:top w:w="105" w:type="dxa"/>
-              <w:bottom w:w="105" w:type="dxa"/>
-              <w:left w:w="145" w:type="dxa"/>
-              <w:right w:w="145" w:type="dxa"/>
-            </w:tcMar>
-            <w:shd w:fill="F7FAFC"/>
-          </w:tcPr>
-          <w:p>
-            <w:pPr>
-              <w:spacing w:before="40" w:after="40" w:line="341" w:lineRule="auto"/>
-              <w:jc w:val="left"/>
-            </w:pPr>
-            <w:r/>
-            <w:r>
-              <w:rPr>
-                <w:rFonts w:ascii="Times New Roman" w:hAnsi="Times New Roman" w:eastAsia="宋体"/>
-                <w:b/>
-                <w:color w:val="191919"/>
-                <w:sz w:val="19"/>
-              </w:rPr>
-              <w:t>荀未来用来封住小雪嘴巴的白色宽封箱胶带</w:t>
-              <w:br/>
-              <w:t>（场次：第18-4场）</w:t>
-            </w:r>
-          </w:p>
-        </w:tc>
-        <w:tc>
-          <w:tcPr>
-            <w:tcW w:type="dxa" w:w="7344"/>
-            <w:vAlign w:val="center"/>
-            <w:tcMar>
-              <w:top w:w="105" w:type="dxa"/>
-              <w:bottom w:w="105" w:type="dxa"/>
-              <w:left w:w="145" w:type="dxa"/>
-              <w:right w:w="145" w:type="dxa"/>
-            </w:tcMar>
-            <w:shd w:fill="F7FAFC"/>
-          </w:tcPr>
-          <w:p>
-            <w:pPr>
-              <w:spacing w:before="40" w:after="40" w:line="341" w:lineRule="auto"/>
-              <w:jc w:val="left"/>
-            </w:pPr>
-            <w:r/>
-            <w:r>
-              <w:rPr>
-                <w:rFonts w:ascii="Times New Roman" w:hAnsi="Times New Roman" w:eastAsia="宋体"/>
-                <w:b w:val="0"/>
-                <w:color w:val="191919"/>
-                <w:sz w:val="19"/>
-              </w:rPr>
-              <w:t>【原片微距文字与物理特征实证】赵了派荀未来拿身份证去电话亭打给高总引蛇出洞，小雪吓得拼命尖叫阻拦，被荀未来一截宽胶带封住嘴（“大半夜的，扰民”）。</w:t>
-            </w:r>
-          </w:p>
-        </w:tc>
-      </w:tr>
-      <w:tr>
-        <w:trPr>
-          <w:cantSplit/>
-        </w:trPr>
-        <w:tc>
-          <w:tcPr>
-            <w:tcW w:type="dxa" w:w="3024"/>
-            <w:vAlign w:val="center"/>
-            <w:tcMar>
-              <w:top w:w="105" w:type="dxa"/>
-              <w:bottom w:w="105" w:type="dxa"/>
-              <w:left w:w="145" w:type="dxa"/>
-              <w:right w:w="145" w:type="dxa"/>
-            </w:tcMar>
-          </w:tcPr>
-          <w:p>
-            <w:pPr>
-              <w:spacing w:before="40" w:after="40" w:line="341" w:lineRule="auto"/>
-              <w:jc w:val="left"/>
-            </w:pPr>
-            <w:r/>
-            <w:r>
-              <w:rPr>
-                <w:rFonts w:ascii="Times New Roman" w:hAnsi="Times New Roman" w:eastAsia="宋体"/>
-                <w:b/>
-                <w:color w:val="191919"/>
-                <w:sz w:val="19"/>
-              </w:rPr>
-              <w:t>余博士贴在荀未来后颈的“微型电击贴片”与遥控器</w:t>
-              <w:br/>
-              <w:t>（场次：第18-4场）</w:t>
-            </w:r>
-          </w:p>
-        </w:tc>
-        <w:tc>
-          <w:tcPr>
-            <w:tcW w:type="dxa" w:w="7344"/>
-            <w:vAlign w:val="center"/>
-            <w:tcMar>
-              <w:top w:w="105" w:type="dxa"/>
-              <w:bottom w:w="105" w:type="dxa"/>
-              <w:left w:w="145" w:type="dxa"/>
-              <w:right w:w="145" w:type="dxa"/>
-            </w:tcMar>
-          </w:tcPr>
-          <w:p>
-            <w:pPr>
-              <w:spacing w:before="40" w:after="40" w:line="341" w:lineRule="auto"/>
-              <w:jc w:val="left"/>
-            </w:pPr>
-            <w:r/>
-            <w:r>
-              <w:rPr>
-                <w:rFonts w:ascii="Times New Roman" w:hAnsi="Times New Roman" w:eastAsia="宋体"/>
-                <w:b w:val="0"/>
-                <w:color w:val="191919"/>
-                <w:sz w:val="19"/>
-              </w:rPr>
-              <w:t>【原片微距文字与物理特征实证】32岁余博士潜伏在路虎车后座，将电击贴片抵在荀未来后颈（“不听话，电到你高位截瘫”），逼荀未来带她上楼见耳机里的老大赵了。</w:t>
-            </w:r>
-          </w:p>
-        </w:tc>
-      </w:tr>
-      <w:tr>
-        <w:trPr>
-          <w:cantSplit/>
-        </w:trPr>
-        <w:tc>
-          <w:tcPr>
-            <w:tcW w:type="dxa" w:w="3024"/>
-            <w:vAlign w:val="center"/>
-            <w:tcMar>
-              <w:top w:w="105" w:type="dxa"/>
-              <w:bottom w:w="105" w:type="dxa"/>
-              <w:left w:w="145" w:type="dxa"/>
-              <w:right w:w="145" w:type="dxa"/>
-            </w:tcMar>
-            <w:shd w:fill="F7FAFC"/>
-          </w:tcPr>
-          <w:p>
-            <w:pPr>
-              <w:spacing w:before="40" w:after="40" w:line="341" w:lineRule="auto"/>
-              <w:jc w:val="left"/>
-            </w:pPr>
-            <w:r/>
-            <w:r>
-              <w:rPr>
-                <w:rFonts w:ascii="Times New Roman" w:hAnsi="Times New Roman" w:eastAsia="宋体"/>
-                <w:b/>
-                <w:color w:val="191919"/>
-                <w:sz w:val="19"/>
-              </w:rPr>
-              <w:t>酒店23F走廊“2388”房门与荀未来刷房卡进门</w:t>
-              <w:br/>
-              <w:t>（场次：第18-4场）</w:t>
-            </w:r>
-          </w:p>
-        </w:tc>
-        <w:tc>
-          <w:tcPr>
-            <w:tcW w:type="dxa" w:w="7344"/>
-            <w:vAlign w:val="center"/>
-            <w:tcMar>
-              <w:top w:w="105" w:type="dxa"/>
-              <w:bottom w:w="105" w:type="dxa"/>
-              <w:left w:w="145" w:type="dxa"/>
-              <w:right w:w="145" w:type="dxa"/>
-            </w:tcMar>
-            <w:shd w:fill="F7FAFC"/>
-          </w:tcPr>
-          <w:p>
-            <w:pPr>
-              <w:spacing w:before="40" w:after="40" w:line="341" w:lineRule="auto"/>
-              <w:jc w:val="left"/>
-            </w:pPr>
-            <w:r/>
-            <w:r>
-              <w:rPr>
-                <w:rFonts w:ascii="Times New Roman" w:hAnsi="Times New Roman" w:eastAsia="宋体"/>
-                <w:b w:val="0"/>
-                <w:color w:val="191919"/>
-                <w:sz w:val="19"/>
-              </w:rPr>
-              <w:t>【原片微距文字与物理特征实证】荀未来带余博士刷开2388套房门，屋内的赵了误以为是高总派人来抓小雪，急忙将小雪拖进卧室屏风后藏匿。</w:t>
-            </w:r>
-          </w:p>
-        </w:tc>
-      </w:tr>
-      <w:tr>
-        <w:trPr>
-          <w:cantSplit/>
-        </w:trPr>
-        <w:tc>
-          <w:tcPr>
-            <w:tcW w:type="dxa" w:w="3024"/>
-            <w:vAlign w:val="center"/>
-            <w:tcMar>
-              <w:top w:w="105" w:type="dxa"/>
-              <w:bottom w:w="105" w:type="dxa"/>
-              <w:left w:w="145" w:type="dxa"/>
-              <w:right w:w="145" w:type="dxa"/>
-            </w:tcMar>
-          </w:tcPr>
-          <w:p>
-            <w:pPr>
-              <w:spacing w:before="40" w:after="40" w:line="341" w:lineRule="auto"/>
-              <w:jc w:val="left"/>
-            </w:pPr>
-            <w:r/>
-            <w:r>
-              <w:rPr>
-                <w:rFonts w:ascii="Times New Roman" w:hAnsi="Times New Roman" w:eastAsia="宋体"/>
-                <w:b/>
-                <w:color w:val="191919"/>
-                <w:sz w:val="19"/>
-              </w:rPr>
-              <w:t>小雪在余博士面前凭空消失后滑落在地的空麻绳</w:t>
-              <w:br/>
-              <w:t>（场次：第18-5场）</w:t>
-            </w:r>
-          </w:p>
-        </w:tc>
-        <w:tc>
-          <w:tcPr>
-            <w:tcW w:type="dxa" w:w="7344"/>
-            <w:vAlign w:val="center"/>
-            <w:tcMar>
-              <w:top w:w="105" w:type="dxa"/>
-              <w:bottom w:w="105" w:type="dxa"/>
-              <w:left w:w="145" w:type="dxa"/>
-              <w:right w:w="145" w:type="dxa"/>
-            </w:tcMar>
-          </w:tcPr>
-          <w:p>
-            <w:pPr>
-              <w:spacing w:before="40" w:after="40" w:line="341" w:lineRule="auto"/>
-              <w:jc w:val="left"/>
-            </w:pPr>
-            <w:r/>
-            <w:r>
-              <w:rPr>
-                <w:rFonts w:ascii="Times New Roman" w:hAnsi="Times New Roman" w:eastAsia="宋体"/>
-                <w:b w:val="0"/>
-                <w:color w:val="191919"/>
-                <w:sz w:val="19"/>
-              </w:rPr>
-              <w:t>【原片微距文字与物理特征实证】余博士冲进卧室撕开小雪胶带触发针对林开颜（实习生）的10秒召回，小雪大喊“我是从未来来的，您真的成功了！”后凭空消失，只留空绳索滑落！</w:t>
-            </w:r>
-          </w:p>
-        </w:tc>
-      </w:tr>
-      <w:tr>
-        <w:trPr>
-          <w:cantSplit/>
-        </w:trPr>
-        <w:tc>
-          <w:tcPr>
-            <w:tcW w:type="dxa" w:w="3024"/>
-            <w:vAlign w:val="center"/>
-            <w:tcMar>
-              <w:top w:w="105" w:type="dxa"/>
-              <w:bottom w:w="105" w:type="dxa"/>
-              <w:left w:w="145" w:type="dxa"/>
-              <w:right w:w="145" w:type="dxa"/>
-            </w:tcMar>
-            <w:shd w:fill="F7FAFC"/>
-          </w:tcPr>
-          <w:p>
-            <w:pPr>
-              <w:spacing w:before="40" w:after="40" w:line="341" w:lineRule="auto"/>
-              <w:jc w:val="left"/>
-            </w:pPr>
-            <w:r/>
-            <w:r>
-              <w:rPr>
-                <w:rFonts w:ascii="Times New Roman" w:hAnsi="Times New Roman" w:eastAsia="宋体"/>
-                <w:b/>
-                <w:color w:val="191919"/>
-                <w:sz w:val="19"/>
-              </w:rPr>
-              <w:t>2058高总办公室【宏观监测系统：2007-2009停机维护】屏幕</w:t>
-              <w:br/>
-              <w:t>（场次：第18-5场）</w:t>
-            </w:r>
-          </w:p>
-        </w:tc>
-        <w:tc>
-          <w:tcPr>
-            <w:tcW w:type="dxa" w:w="7344"/>
-            <w:vAlign w:val="center"/>
-            <w:tcMar>
-              <w:top w:w="105" w:type="dxa"/>
-              <w:bottom w:w="105" w:type="dxa"/>
-              <w:left w:w="145" w:type="dxa"/>
-              <w:right w:w="145" w:type="dxa"/>
-            </w:tcMar>
-            <w:shd w:fill="F7FAFC"/>
-          </w:tcPr>
-          <w:p>
-            <w:pPr>
-              <w:spacing w:before="40" w:after="40" w:line="341" w:lineRule="auto"/>
-              <w:jc w:val="left"/>
-            </w:pPr>
-            <w:r/>
-            <w:r>
-              <w:rPr>
-                <w:rFonts w:ascii="Times New Roman" w:hAnsi="Times New Roman" w:eastAsia="宋体"/>
-                <w:b w:val="0"/>
-                <w:color w:val="191919"/>
-                <w:sz w:val="19"/>
-              </w:rPr>
-              <w:t>【原片微距文字与物理特征实证】被召回2058年的小雪趁高总未上班，先清除个人违规记录，再刷高总卡将2007、2008、2009年宏观监测系统全部设为【停机维护】！</w:t>
-            </w:r>
-          </w:p>
-        </w:tc>
-      </w:tr>
-      <w:tr>
-        <w:trPr>
-          <w:cantSplit/>
-        </w:trPr>
-        <w:tc>
-          <w:tcPr>
-            <w:tcW w:type="dxa" w:w="3024"/>
-            <w:vAlign w:val="center"/>
-            <w:tcMar>
-              <w:top w:w="105" w:type="dxa"/>
-              <w:bottom w:w="105" w:type="dxa"/>
-              <w:left w:w="145" w:type="dxa"/>
-              <w:right w:w="145" w:type="dxa"/>
-            </w:tcMar>
-          </w:tcPr>
-          <w:p>
-            <w:pPr>
-              <w:spacing w:before="40" w:after="40" w:line="341" w:lineRule="auto"/>
-              <w:jc w:val="left"/>
-            </w:pPr>
-            <w:r/>
-            <w:r>
-              <w:rPr>
-                <w:rFonts w:ascii="Times New Roman" w:hAnsi="Times New Roman" w:eastAsia="宋体"/>
-                <w:b/>
-                <w:color w:val="191919"/>
-                <w:sz w:val="19"/>
-              </w:rPr>
-              <w:t>余博士撕毁雪原木屋黑板公式图纸、抱走全部手稿</w:t>
-              <w:br/>
-              <w:t>（场次：第18-5场）</w:t>
-            </w:r>
-          </w:p>
-        </w:tc>
-        <w:tc>
-          <w:tcPr>
-            <w:tcW w:type="dxa" w:w="7344"/>
-            <w:vAlign w:val="center"/>
-            <w:tcMar>
-              <w:top w:w="105" w:type="dxa"/>
-              <w:bottom w:w="105" w:type="dxa"/>
-              <w:left w:w="145" w:type="dxa"/>
-              <w:right w:w="145" w:type="dxa"/>
-            </w:tcMar>
-          </w:tcPr>
-          <w:p>
-            <w:pPr>
-              <w:spacing w:before="40" w:after="40" w:line="341" w:lineRule="auto"/>
-              <w:jc w:val="left"/>
-            </w:pPr>
-            <w:r/>
-            <w:r>
-              <w:rPr>
-                <w:rFonts w:ascii="Times New Roman" w:hAnsi="Times New Roman" w:eastAsia="宋体"/>
-                <w:b w:val="0"/>
-                <w:color w:val="191919"/>
-                <w:sz w:val="19"/>
-              </w:rPr>
-              <w:t>【原片微距文字与物理特征实证】亲眼见证活人消失的余博士坚信自己未来成功发明了时空旅行，误把赵了荀未来当成阻止她的杀手组织，连夜搬空木屋实验室人间蒸发。</w:t>
-            </w:r>
-          </w:p>
-        </w:tc>
-      </w:tr>
-      <w:tr>
-        <w:trPr>
-          <w:cantSplit/>
-        </w:trPr>
-        <w:tc>
-          <w:tcPr>
-            <w:tcW w:type="dxa" w:w="3024"/>
-            <w:vAlign w:val="center"/>
-            <w:tcMar>
-              <w:top w:w="105" w:type="dxa"/>
-              <w:bottom w:w="105" w:type="dxa"/>
-              <w:left w:w="145" w:type="dxa"/>
-              <w:right w:w="145" w:type="dxa"/>
-            </w:tcMar>
-            <w:shd w:fill="F7FAFC"/>
-          </w:tcPr>
-          <w:p>
-            <w:pPr>
-              <w:spacing w:before="40" w:after="40" w:line="341" w:lineRule="auto"/>
-              <w:jc w:val="left"/>
-            </w:pPr>
-            <w:r/>
-            <w:r>
-              <w:rPr>
-                <w:rFonts w:ascii="Times New Roman" w:hAnsi="Times New Roman" w:eastAsia="宋体"/>
-                <w:b/>
-                <w:color w:val="191919"/>
-                <w:sz w:val="19"/>
-              </w:rPr>
-              <w:t>2008年4月14日清晨市政施工队拆除和艺北街公用电话亭</w:t>
-              <w:br/>
-              <w:t>（场次：第18-6场）</w:t>
-            </w:r>
-          </w:p>
-        </w:tc>
-        <w:tc>
-          <w:tcPr>
-            <w:tcW w:type="dxa" w:w="7344"/>
-            <w:vAlign w:val="center"/>
-            <w:tcMar>
-              <w:top w:w="105" w:type="dxa"/>
-              <w:bottom w:w="105" w:type="dxa"/>
-              <w:left w:w="145" w:type="dxa"/>
-              <w:right w:w="145" w:type="dxa"/>
-            </w:tcMar>
-            <w:shd w:fill="F7FAFC"/>
-          </w:tcPr>
-          <w:p>
-            <w:pPr>
-              <w:spacing w:before="40" w:after="40" w:line="341" w:lineRule="auto"/>
-              <w:jc w:val="left"/>
-            </w:pPr>
-            <w:r/>
-            <w:r>
-              <w:rPr>
-                <w:rFonts w:ascii="Times New Roman" w:hAnsi="Times New Roman" w:eastAsia="宋体"/>
-                <w:b w:val="0"/>
-                <w:color w:val="191919"/>
-                <w:sz w:val="19"/>
-              </w:rPr>
-              <w:t>【原片微距文字与物理特征实证】正如AI所查，清晨6点施工人员将赵了唯一联络2058年的公用电话亭连根拆走，彻底切断了常规求救通道。</w:t>
-            </w:r>
-          </w:p>
-        </w:tc>
-      </w:tr>
-      <w:tr>
-        <w:trPr>
-          <w:cantSplit/>
-        </w:trPr>
-        <w:tc>
-          <w:tcPr>
-            <w:tcW w:type="dxa" w:w="3024"/>
-            <w:vAlign w:val="center"/>
-            <w:tcMar>
-              <w:top w:w="105" w:type="dxa"/>
-              <w:bottom w:w="105" w:type="dxa"/>
-              <w:left w:w="145" w:type="dxa"/>
-              <w:right w:w="145" w:type="dxa"/>
-            </w:tcMar>
-          </w:tcPr>
-          <w:p>
-            <w:pPr>
-              <w:spacing w:before="40" w:after="40" w:line="341" w:lineRule="auto"/>
-              <w:jc w:val="left"/>
-            </w:pPr>
-            <w:r/>
-            <w:r>
-              <w:rPr>
-                <w:rFonts w:ascii="Times New Roman" w:hAnsi="Times New Roman" w:eastAsia="宋体"/>
-                <w:b/>
-                <w:color w:val="191919"/>
-                <w:sz w:val="19"/>
-              </w:rPr>
-              <w:t>八中食堂SONY DV取景框拍摄徐图图“电子榨菜”吃播</w:t>
-              <w:br/>
-              <w:t>（场次：第18-6场）</w:t>
-            </w:r>
-          </w:p>
-        </w:tc>
-        <w:tc>
-          <w:tcPr>
-            <w:tcW w:type="dxa" w:w="7344"/>
-            <w:vAlign w:val="center"/>
-            <w:tcMar>
-              <w:top w:w="105" w:type="dxa"/>
-              <w:bottom w:w="105" w:type="dxa"/>
-              <w:left w:w="145" w:type="dxa"/>
-              <w:right w:w="145" w:type="dxa"/>
-            </w:tcMar>
-          </w:tcPr>
-          <w:p>
-            <w:pPr>
-              <w:spacing w:before="40" w:after="40" w:line="341" w:lineRule="auto"/>
-              <w:jc w:val="left"/>
-            </w:pPr>
-            <w:r/>
-            <w:r>
-              <w:rPr>
-                <w:rFonts w:ascii="Times New Roman" w:hAnsi="Times New Roman" w:eastAsia="宋体"/>
-                <w:b w:val="0"/>
-                <w:color w:val="191919"/>
-                <w:sz w:val="19"/>
-              </w:rPr>
-              <w:t>【原片微距文字与物理特征实证】赵左右用DV拍徐图图大口吃炸鸡饭，徐图图发明“电子榨菜”一词并将陪伴吃饭系列栏目命名为《孤独的饭桶》。</w:t>
-            </w:r>
-          </w:p>
-        </w:tc>
-      </w:tr>
-      <w:tr>
-        <w:trPr>
-          <w:cantSplit/>
-        </w:trPr>
-        <w:tc>
-          <w:tcPr>
-            <w:tcW w:type="dxa" w:w="3024"/>
-            <w:vAlign w:val="center"/>
-            <w:tcMar>
-              <w:top w:w="105" w:type="dxa"/>
-              <w:bottom w:w="105" w:type="dxa"/>
-              <w:left w:w="145" w:type="dxa"/>
-              <w:right w:w="145" w:type="dxa"/>
-            </w:tcMar>
-            <w:shd w:fill="F7FAFC"/>
-          </w:tcPr>
-          <w:p>
-            <w:pPr>
-              <w:spacing w:before="40" w:after="40" w:line="341" w:lineRule="auto"/>
-              <w:jc w:val="left"/>
-            </w:pPr>
-            <w:r/>
-            <w:r>
-              <w:rPr>
-                <w:rFonts w:ascii="Times New Roman" w:hAnsi="Times New Roman" w:eastAsia="宋体"/>
-                <w:b/>
-                <w:color w:val="191919"/>
-                <w:sz w:val="19"/>
-              </w:rPr>
-              <w:t>高一十班历史课罗爱文从桌膛交出的“太阳能电路板小车”</w:t>
-              <w:br/>
-              <w:t>（场次：第18-7场）</w:t>
-            </w:r>
-          </w:p>
-        </w:tc>
-        <w:tc>
-          <w:tcPr>
-            <w:tcW w:type="dxa" w:w="7344"/>
-            <w:vAlign w:val="center"/>
-            <w:tcMar>
-              <w:top w:w="105" w:type="dxa"/>
-              <w:bottom w:w="105" w:type="dxa"/>
-              <w:left w:w="145" w:type="dxa"/>
-              <w:right w:w="145" w:type="dxa"/>
-            </w:tcMar>
-            <w:shd w:fill="F7FAFC"/>
-          </w:tcPr>
-          <w:p>
-            <w:pPr>
-              <w:spacing w:before="40" w:after="40" w:line="341" w:lineRule="auto"/>
-              <w:jc w:val="left"/>
-            </w:pPr>
-            <w:r/>
-            <w:r>
-              <w:rPr>
-                <w:rFonts w:ascii="Times New Roman" w:hAnsi="Times New Roman" w:eastAsia="宋体"/>
-                <w:b w:val="0"/>
-                <w:color w:val="191919"/>
-                <w:sz w:val="19"/>
-              </w:rPr>
-              <w:t>【原片微距文字与物理特征实证】罗爱文在历史课上制作太阳能小车发出马达声，获历史老师特批去技术教室研究，戴娟鼓励他在五月跳蚤市场售卖（罗爱文宣布已把信用卡还给父亲）。</w:t>
-            </w:r>
-          </w:p>
-        </w:tc>
-      </w:tr>
-      <w:tr>
-        <w:trPr>
-          <w:cantSplit/>
-        </w:trPr>
-        <w:tc>
-          <w:tcPr>
-            <w:tcW w:type="dxa" w:w="3024"/>
-            <w:vAlign w:val="center"/>
-            <w:tcMar>
-              <w:top w:w="105" w:type="dxa"/>
-              <w:bottom w:w="105" w:type="dxa"/>
-              <w:left w:w="145" w:type="dxa"/>
-              <w:right w:w="145" w:type="dxa"/>
-            </w:tcMar>
-          </w:tcPr>
-          <w:p>
-            <w:pPr>
-              <w:spacing w:before="40" w:after="40" w:line="341" w:lineRule="auto"/>
-              <w:jc w:val="left"/>
-            </w:pPr>
-            <w:r/>
-            <w:r>
-              <w:rPr>
-                <w:rFonts w:ascii="Times New Roman" w:hAnsi="Times New Roman" w:eastAsia="宋体"/>
-                <w:b/>
-                <w:color w:val="191919"/>
-                <w:sz w:val="19"/>
-              </w:rPr>
-              <w:t>502室赵了给荀未来买小板床的百元钞票与电子保险箱</w:t>
-              <w:br/>
-              <w:t>（场次：第18-7场）</w:t>
-            </w:r>
-          </w:p>
-        </w:tc>
-        <w:tc>
-          <w:tcPr>
-            <w:tcW w:type="dxa" w:w="7344"/>
-            <w:vAlign w:val="center"/>
-            <w:tcMar>
-              <w:top w:w="105" w:type="dxa"/>
-              <w:bottom w:w="105" w:type="dxa"/>
-              <w:left w:w="145" w:type="dxa"/>
-              <w:right w:w="145" w:type="dxa"/>
-            </w:tcMar>
-          </w:tcPr>
-          <w:p>
-            <w:pPr>
-              <w:spacing w:before="40" w:after="40" w:line="341" w:lineRule="auto"/>
-              <w:jc w:val="left"/>
-            </w:pPr>
-            <w:r/>
-            <w:r>
-              <w:rPr>
-                <w:rFonts w:ascii="Times New Roman" w:hAnsi="Times New Roman" w:eastAsia="宋体"/>
-                <w:b w:val="0"/>
-                <w:color w:val="191919"/>
-                <w:sz w:val="19"/>
-              </w:rPr>
-              <w:t>【原片微距文字与物理特征实证】荀未来退掉酒店套房搬进502室省钱，赵了拍下几张百元钞票让他买小板床并派他去找余博士，两人开始精打细算的同居寻人生活。</w:t>
+              <w:t>小雪再次潜回2008年向66岁赵了注射神经药剂，导致赵了突发心脏骤停沦为无意识植物人；41岁荀未来在暴雨夜背起苍老的66岁自己逃离医院追捕。</w:t>
             </w:r>
           </w:p>
         </w:tc>
@@ -3779,17 +2390,10 @@
               <w:spacing w:before="40" w:after="40" w:line="341" w:lineRule="auto"/>
               <w:jc w:val="left"/>
             </w:pPr>
-            <w:r/>
             <w:r>
-              <w:rPr>
-                <w:rFonts w:ascii="Times New Roman" w:hAnsi="Times New Roman" w:eastAsia="宋体"/>
-                <w:b/>
-                <w:color w:val="191919"/>
-                <w:sz w:val="19"/>
-              </w:rPr>
               <w:t>S01 @ 01:42.0 (第18-1场)</w:t>
               <w:br/>
-              <w:t>（场次：马天宇）</w:t>
+              <w:t>（场次：）</w:t>
             </w:r>
           </w:p>
         </w:tc>
@@ -3907,17 +2511,10 @@
               <w:spacing w:before="40" w:after="40" w:line="341" w:lineRule="auto"/>
               <w:jc w:val="left"/>
             </w:pPr>
-            <w:r/>
             <w:r>
-              <w:rPr>
-                <w:rFonts w:ascii="Times New Roman" w:hAnsi="Times New Roman" w:eastAsia="宋体"/>
-                <w:b/>
-                <w:color w:val="191919"/>
-                <w:sz w:val="19"/>
-              </w:rPr>
               <w:t>S01 @ 03:05.0 (第18-1场)</w:t>
               <w:br/>
-              <w:t>（场次：梁国荣）</w:t>
+              <w:t>（场次：）</w:t>
             </w:r>
           </w:p>
         </w:tc>
@@ -3971,17 +2568,10 @@
               <w:spacing w:before="40" w:after="40" w:line="341" w:lineRule="auto"/>
               <w:jc w:val="left"/>
             </w:pPr>
-            <w:r/>
             <w:r>
-              <w:rPr>
-                <w:rFonts w:ascii="Times New Roman" w:hAnsi="Times New Roman" w:eastAsia="宋体"/>
-                <w:b/>
-                <w:color w:val="191919"/>
-                <w:sz w:val="19"/>
-              </w:rPr>
               <w:t>S02 @ 04:47.0 (第18-3场)</w:t>
               <w:br/>
-              <w:t>（场次：赵飞雪）</w:t>
+              <w:t>（场次：）</w:t>
             </w:r>
           </w:p>
         </w:tc>
@@ -4035,17 +2625,10 @@
               <w:spacing w:before="40" w:after="40" w:line="341" w:lineRule="auto"/>
               <w:jc w:val="left"/>
             </w:pPr>
-            <w:r/>
             <w:r>
-              <w:rPr>
-                <w:rFonts w:ascii="Times New Roman" w:hAnsi="Times New Roman" w:eastAsia="宋体"/>
-                <w:b/>
-                <w:color w:val="191919"/>
-                <w:sz w:val="19"/>
-              </w:rPr>
               <w:t>S02 @ 06:10.0 (第18-3场)</w:t>
               <w:br/>
-              <w:t>（场次：梁国荣）</w:t>
+              <w:t>（场次：）</w:t>
             </w:r>
           </w:p>
         </w:tc>
@@ -4099,17 +2682,10 @@
               <w:spacing w:before="40" w:after="40" w:line="341" w:lineRule="auto"/>
               <w:jc w:val="left"/>
             </w:pPr>
-            <w:r/>
             <w:r>
-              <w:rPr>
-                <w:rFonts w:ascii="Times New Roman" w:hAnsi="Times New Roman" w:eastAsia="宋体"/>
-                <w:b/>
-                <w:color w:val="191919"/>
-                <w:sz w:val="19"/>
-              </w:rPr>
               <w:t>S03 @ 10:15.0 (第18-3场)</w:t>
               <w:br/>
-              <w:t>（场次：谢兴阳）</w:t>
+              <w:t>（场次：）</w:t>
             </w:r>
           </w:p>
         </w:tc>
@@ -4227,17 +2803,10 @@
               <w:spacing w:before="40" w:after="40" w:line="341" w:lineRule="auto"/>
               <w:jc w:val="left"/>
             </w:pPr>
-            <w:r/>
             <w:r>
-              <w:rPr>
-                <w:rFonts w:ascii="Times New Roman" w:hAnsi="Times New Roman" w:eastAsia="宋体"/>
-                <w:b/>
-                <w:color w:val="191919"/>
-                <w:sz w:val="19"/>
-              </w:rPr>
               <w:t>S05 @ 19:15.0 (第18-4场)</w:t>
               <w:br/>
-              <w:t>（场次：赵飞雪）</w:t>
+              <w:t>（场次：）</w:t>
             </w:r>
           </w:p>
         </w:tc>

--- a/01_《三人行》全24集全流程标杆成品库/03_剧作结构、悬念节奏与视听解码/EP18_《三人行》第十八集《一夜剧变》剧作结构、悬念节奏与视听解码.docx
+++ b/01_《三人行》全24集全流程标杆成品库/03_剧作结构、悬念节奏与视听解码/EP18_《三人行》第十八集《一夜剧变》剧作结构、悬念节奏与视听解码.docx
@@ -858,21 +858,10 @@
             </w:tcMar>
           </w:tcPr>
           <w:p>
-            <w:pPr>
-              <w:spacing w:before="40" w:after="40" w:line="341" w:lineRule="auto"/>
-              <w:jc w:val="left"/>
-            </w:pPr>
-            <w:r/>
             <w:r>
-              <w:rPr>
-                <w:rFonts w:ascii="Times New Roman" w:hAnsi="Times New Roman" w:eastAsia="宋体"/>
-                <w:b w:val="0"/>
-                <w:color w:val="191919"/>
-                <w:sz w:val="19"/>
-              </w:rPr>
               <w:t>【出场人物】赵了、荀未来（内心独白）、荀未来、急诊医生</w:t>
               <w:br/>
-              <w:t>【本场戏剧功能与导演调度任务】夜晚，酒店套房内（闪回衔接上集片尾），六十六岁的赵了看着急于回2033年赚钱的四十一岁荀未来，语重心长地叹了口气。 赵了转身推门走出套房。坐在沙发上的荀未来朝他的背影挥了挥手，眼神忽然一动，心生好奇。</w:t>
+              <w:t>【本场戏剧功能与导演调度任务】【开篇立局/黄金冷开场调度】以「内/外　酒店套房·飞霞路风雪电话亭与市医院急诊病房 — 夜」为物理容器，聚焦（赵了、荀未来（内心独白）、荀未来、急诊医生）的对手戏力场，核心导演任务在于：推进跨时空底层规则与倒计时危机张力；利用跨时空媒介错位与同源生理本能推进身份掉马与主体性宣战。</w:t>
               <w:br/>
               <w:t>【完整剧情推进与动作细节】夜晚，酒店套房内（闪回衔接上集片尾），六十六岁的赵了看着急于回2033年赚钱的四十一岁荀未来，语重心长地叹了口气。 赵了转身推门走出套房。坐在沙发上的荀未来朝他的背影挥了挥手，眼神忽然一动，心生好奇。 荀未来迅速从沙发上站起身，抓起黑色大衣紧跟着追了出去！ 几分钟后，飞霞路积雪的街头，荀未来乘坐一辆“吉A·308T7”出租车赶到公用电话亭附近下车。只见前方的电话亭内，刚刚被扎了一针的六十六岁赵了正痛苦地捂着胸口瘫软在地；而戴着黑框眼镜的2058年实习生林开颜（小雪）正站在电话亭外浑身发抖地低头念叨着“对不起……”。荀未来见状大惊失色，箭步冲上前一把揪住小雪的衣领！ 两人撕扯间，荀未来见电话亭里的赵了已经呼吸微弱地昏厥过去，顾不上继续追打小雪，连忙折回电话亭抢救赵了。他在电话亭外的雪地里捡起小雪掉落的那支一次性注射器，凑到鼻尖前闻了闻，脸色骤变！ 荀未来把赵了送进医院急诊抢救后，更顺藤摸瓜将惊慌失措的小雪一并抓获绑回了酒店套房！ 市医院四楼急危重症区“医患沟通室 408”门外的走廊里，四十一岁的荀未来正焦急地来回踱步。急诊医生推门走出来，摘下口罩向他交代病情。 荀未来松了一口气，仍有些后怕地追问。</w:t>
               <w:br/>
@@ -992,21 +981,10 @@
             </w:tcMar>
           </w:tcPr>
           <w:p>
-            <w:pPr>
-              <w:spacing w:before="40" w:after="40" w:line="341" w:lineRule="auto"/>
-              <w:jc w:val="left"/>
-            </w:pPr>
-            <w:r/>
             <w:r>
-              <w:rPr>
-                <w:rFonts w:ascii="Times New Roman" w:hAnsi="Times New Roman" w:eastAsia="宋体"/>
-                <w:b w:val="0"/>
-                <w:color w:val="191919"/>
-                <w:sz w:val="19"/>
-              </w:rPr>
               <w:t>【出场人物】林开颜（小雪）、荀未来、林开颜（小雪）（内心独白）、赵了、赵东来</w:t>
               <w:br/>
-              <w:t>【本场戏剧功能与导演调度任务】深夜，酒店2388号豪华套房客厅内，画面下方居中浮现本集片名：第 18 集 一夜剧变。 2058年的实习客服林开颜（小雪）被麻绳结结实实地捆在客厅中央的椅子上，嘴上贴着一截宽大的白色封箱胶带；刚从医院回来的六十六岁赵了半躺在沙发上闭目养神；身穿黑西装的四十一岁荀未来双手抱胸站在小……</w:t>
+              <w:t>【本场戏剧功能与导演调度任务】【中点转折与矛盾升级调度】以「内　酒店2388套房客厅·501室赵左右卧室与父母主卧 — 夜」为物理容器，聚焦（林开颜（小雪）、荀未来、林开颜（小雪）（内心独白）、赵了、赵东来）的对手戏力场，核心导演任务在于：推进跨时空底层规则与倒计时危机张力；利用跨时空媒介错位与同源生理本能推进身份掉马与主体性宣战。</w:t>
               <w:br/>
               <w:t>【完整剧情推进与动作细节】深夜，酒店2388号豪华套房客厅内，画面下方居中浮现本集片名：第 18 集 一夜剧变。 2058年的实习客服林开颜（小雪）被麻绳结结实实地捆在客厅中央的椅子上，嘴上贴着一截宽大的白色封箱胶带；刚从医院回来的六十六岁赵了半躺在沙发上闭目养神；身穿黑西装的四十一岁荀未来双手抱胸站在小雪面前，俯身捏住封箱胶带的一角，“刺啦”一声撕了下来！小雪疼得龇牙咧嘴，抿了抿嘴唇嘟囔了一句。 荀未来居高临下地盯着她，冷冷地切入正题；沙发上的赵了也缓缓睁开眼看向小雪。 小雪眼珠子滴溜溜一转，发觉赵了还没认出自己就是电话里的客服小雪，在心底暗自盘算。 见小雪眼神闪烁不说话，荀未来轻咳一声，晃了晃手里那截封箱胶带威胁道：“不说，是吧？那我就再粘回去，爽撕一下！”小雪吓得赶紧往后缩脖子。 荀未来立刻追问：“那指使你的人是谁？”小雪低下头，嘴里飞快地小声念了一句绕口令（“八百标兵奔北坡……”）给自己壮胆，随后抬起头一本正经地胡说八道！ 荀未来被气笑了，猛地蹲下身凑到小雪面前，犀利地戳穿她的鬼话！ 小雪梗着脖子嘴硬：“我说的句句属实，信不信由你。”荀未来冷笑一声，猛地一拍扶手厉声大吼：“下一句是不是‘要杀要剐悉听尊便’啊？说不说？！”小雪吓得紧闭嘴巴把头扭向一边。</w:t>
               <w:br/>
@@ -1061,21 +1039,10 @@
             <w:shd w:fill="F7FAFC"/>
           </w:tcPr>
           <w:p>
-            <w:pPr>
-              <w:spacing w:before="40" w:after="40" w:line="341" w:lineRule="auto"/>
-              <w:jc w:val="left"/>
-            </w:pPr>
-            <w:r/>
             <w:r>
-              <w:rPr>
-                <w:rFonts w:ascii="Times New Roman" w:hAnsi="Times New Roman" w:eastAsia="宋体"/>
-                <w:b w:val="0"/>
-                <w:color w:val="191919"/>
-                <w:sz w:val="19"/>
-              </w:rPr>
               <w:t>【出场人物】林开颜（小雪）、荀未来、赵了、余博士、客房服务员（门外画外音）</w:t>
               <w:br/>
-              <w:t>【本场戏剧功能与导演调度任务】凌晨时分，酒店2388号套房客厅内，墙上的精工（SEIKO）挂钟滴答作响。六十六岁的赵了与四十一岁的荀未来湊在沙发前低声耳语商议；被绑在椅子上的小雪困得打了个大哈欠，转头看了一眼挂钟上的时间——距离早上六点飞霞路电话亭被拆除、公司保洁阿姨上班已经不到两个小时了！小雪急得满头大汗，……</w:t>
+              <w:t>【本场戏剧功能与导演调度任务】【中点转折与矛盾升级调度】以「内/外　酒店2388套房·楼下路虎车内与套房卧室门前 — 夜」为物理容器，聚焦（林开颜（小雪）、荀未来、赵了、余博士、客房服务员（门外画外音））的对手戏力场，核心导演任务在于：推进跨时空底层规则与倒计时危机张力。</w:t>
               <w:br/>
               <w:t>【完整剧情推进与动作细节】凌晨时分，酒店2388号套房客厅内，墙上的精工（SEIKO）挂钟滴答作响。六十六岁的赵了与四十一岁的荀未来湊在沙发前低声耳语商议；被绑在椅子上的小雪困得打了个大哈欠，转头看了一眼挂钟上的时间——距离早上六点飞霞路电话亭被拆除、公司保洁阿姨上班已经不到两个小时了！小雪急得满头大汗，大声朝两人喊道。 荀未来与赵了对视一眼，站起身整理了一下西装，慢条斯理地走到小雪面前摇了摇头。 沙发上的赵了淡定地补了一句：“在这之前，就辛苦你，在这当人质。”小雪急得差点跳起来！ 赵了稳坐钓鱼台，一句话道破了时空管理局的铁律，随后向荀未来下达了引蛇出洞的指令！ 荀未来响亮地应了一声“好嘞”！一旦荀未来去电话亭打给高总，小雪撒的所有谎就会当场穿帮！小雪吓得魂飞魄散，拼命扭动身子声嘶力竭地尖叫哭喊：“不行不行哥！哥你真不能去！我求你了哥！”荀未来嫌她吵，直接拿起桌上那卷宽封箱胶带撕下一截，“啪”地贴回小雪嘴上，拍了拍手转身出门。 沙发上的赵了冷冷地看着嘴被封住、发出“唔唔”呜咽声的小雪，平静地吐出一句：“小姑娘，说谎，就要付出代价。” 几分钟后，酒店楼下的露天停车位旁，四十一岁的荀未来快步走下台阶，拉开“黑E·6T534”黑色路虎越野车的驾驶座车门坐了进去。他刚系好安全带长舒了一口气——突然，后座阴影里猛地伸出一只戴着皮手套的手，将一枚连接着导线的金属贴片死死按在了荀未来的后颈动脉处！ 后座上，顺着车牌号一路追踪而来的三十二岁余博士（身穿驼色风衣）冷冷地开口！</w:t>
               <w:br/>
@@ -1128,21 +1095,10 @@
             </w:tcMar>
           </w:tcPr>
           <w:p>
-            <w:pPr>
-              <w:spacing w:before="40" w:after="40" w:line="341" w:lineRule="auto"/>
-              <w:jc w:val="left"/>
-            </w:pPr>
-            <w:r/>
             <w:r>
-              <w:rPr>
-                <w:rFonts w:ascii="Times New Roman" w:hAnsi="Times New Roman" w:eastAsia="宋体"/>
-                <w:b w:val="0"/>
-                <w:color w:val="191919"/>
-                <w:sz w:val="19"/>
-              </w:rPr>
               <w:t>【出场人物】赵了、荀未来、余博士、林开颜（小雪）、赵了（电话音）</w:t>
               <w:br/>
-              <w:t>【本场戏剧功能与导演调度任务】见余博士转身走出2388号套房大门，荀未来如释重负地走到门边透过猫眼往外看了一眼，随后推门走出走廊，一把扯下贴在自己后颈上的电击贴片。躲在里屋的六十六岁赵了也快步追出房门拉住荀未来。 荀未来举起手里的电击贴片，心有余悸地向赵了大倒苦水，宣布明天一早就回2033年！</w:t>
+              <w:t>【本场戏剧功能与导演调度任务】【中点转折与矛盾升级调度】以「内/外　酒店23楼走廊·2388套房卧室·2058年监控室与雪原木屋 — 夜/晨」为物理容器，聚焦（赵了、荀未来、余博士、林开颜（小雪）、赵了（电话音））的对手戏力场，核心导演任务在于：推进跨时空底层规则与倒计时危机张力。</w:t>
               <w:br/>
               <w:t>【完整剧情推进与动作细节】见余博士转身走出2388号套房大门，荀未来如释重负地走到门边透过猫眼往外看了一眼，随后推门走出走廊，一把扯下贴在自己后颈上的电击贴片。躲在里屋的六十六岁赵了也快步追出房门拉住荀未来。 荀未来举起手里的电击贴片，心有余悸地向赵了大倒苦水，宣布明天一早就回2033年！ 赵了连声安抚，略带惋惜地感叹了一句。 话音刚落，走廊拐角的阴影处突然传来了高跟鞋清脆的脚步声——根本没走的余博士冷笑着从拐角走了出来，目光锁定了刚刚现身的六十六岁赵了！ 就在余博士与66岁赵了四目相对的同一秒——公元2058年“人生（无限）有限公司”监控大厅内，刺目的红光再次疯狂爆闪！由于此前小雪用来卡住鼠标的胶带座只能挡住第一次召回，当余博士亲眼见到赵了并开口说话时，系统再次触发了最高级别的【最高警报：正在召回】！ 酒店23楼走廊里，深知最高警报规则的六十六岁赵了以为自己马上就要被系统强制召回消失了，吓得冲荀未来大喊一声，双手抱头紧紧贴在走廊墙壁上闭眼等待凭空消失！ 然而一秒、两秒、五秒过去了——走廊里静悄悄的，赵了依然完好无损地贴在墙上！赵了尴尬地睁开眼摸了摸自己的身体；对面的余博士像看傻子一样看着他，冷冷吐槽了一句。 赵了见自己因为已被小雪“强制归档”而无法触发召回，索性定下心神，准备向余博士坦白（“既然咱们现在能够正式见面，那我就实话实说了”）。就在这时，2388号套房的里屋卧室内突然传出一阵激烈的椅子撞击声！</w:t>
               <w:br/>
@@ -1197,21 +1153,10 @@
             <w:shd w:fill="F7FAFC"/>
           </w:tcPr>
           <w:p>
-            <w:pPr>
-              <w:spacing w:before="40" w:after="40" w:line="341" w:lineRule="auto"/>
-              <w:jc w:val="left"/>
-            </w:pPr>
-            <w:r/>
             <w:r>
-              <w:rPr>
-                <w:rFonts w:ascii="Times New Roman" w:hAnsi="Times New Roman" w:eastAsia="宋体"/>
-                <w:b w:val="0"/>
-                <w:color w:val="191919"/>
-                <w:sz w:val="19"/>
-              </w:rPr>
               <w:t>【出场人物】荀未来、赵了、赵左右、徐图图</w:t>
               <w:br/>
-              <w:t>【本场戏剧功能与导演调度任务】2008年4月14日清晨六点刚过，荀未来驾车赶到和艺北街与飞霞路交口的公用电话亭旁，却隔着车窗呆呆地停住了——只见几名头戴安全帽的市政施工人员已经拉起警戒线，正将那座公用电话亭连根拆走！荀未来握着方向盘，拨通了赵了的电话。 酒店套房内，握着手机的六十六岁赵了瞬间将昨晚所有的线索串……</w:t>
+              <w:t>【本场戏剧功能与导演调度任务】【片尾断章/高潮尾钩（Cliffhanger）调度】以「外/内　和艺北街电话亭拆除现场·酒店套房与长林八中食堂 — 日」为物理容器，聚焦（荀未来、赵了、赵左右、徐图图）的对手戏力场，核心导演任务在于：推进跨时空底层规则与倒计时危机张力。</w:t>
               <w:br/>
               <w:t>【完整剧情推进与动作细节】2008年4月14日清晨六点刚过，荀未来驾车赶到和艺北街与飞霞路交口的公用电话亭旁，却隔着车窗呆呆地停住了——只见几名头戴安全帽的市政施工人员已经拉起警戒线，正将那座公用电话亭连根拆走！荀未来握着方向盘，拨通了赵了的电话。 酒店套房内，握着手机的六十六岁赵了瞬间将昨晚所有的线索串联成线，恍然大悟！ 车内的荀未来焦急地追问：“如果这一切都是小雪策划好的，你还有什么办法向2058年求救吗？”赵了沉思片刻，给出了唯一的破局路径。 上午，旭日东升的酒店套房窗前，赶回来的荀未来与赵了相对而坐。赵了看着桌上的钱包叹了口气。 荀未来爽快地一拍大腿，主动提出退掉豪华酒店套房，搬去五零二室和赵了挤一块儿省钱！ 赵了点了点头，叮嘱他千万别被对门五零一室的小赵看到。荀未来忽然想起第14集赵了提过的“宏观监测系统”，眼睛一亮提议道。 赵了摇了摇头，冷静地否决了这个冒险的念头，展现了对十六岁自己最深沉的保护。 荀未来深以为然地点了点头，由衷地认同了六十六岁自己的决定。</w:t>
               <w:br/>
@@ -1264,21 +1209,10 @@
             </w:tcMar>
           </w:tcPr>
           <w:p>
-            <w:pPr>
-              <w:spacing w:before="40" w:after="40" w:line="341" w:lineRule="auto"/>
-              <w:jc w:val="left"/>
-            </w:pPr>
-            <w:r/>
             <w:r>
-              <w:rPr>
-                <w:rFonts w:ascii="Times New Roman" w:hAnsi="Times New Roman" w:eastAsia="宋体"/>
-                <w:b w:val="0"/>
-                <w:color w:val="191919"/>
-                <w:sz w:val="19"/>
-              </w:rPr>
               <w:t>【出场人物】历史老师、戴娟、罗爱文、赵东来（屋内画外音）、刘美奕、赵东来、荀未来（内心独白）、赵了、荀未来、高尚</w:t>
               <w:br/>
-              <w:t>【本场戏剧功能与导演调度任务】下午，高一十班教室内正在上历史课。历史女老师背对学生在黑板上书写“唐朝的荣衰与民族交融（突厥、回纥、靺鞨、吐蕃）”的板书，台下的赵左右、徐图图、王一漫等人正低头认真记笔记。突然，教室前排传来一阵断断续续的“嗡嗡、咔咔”小型马达与齿轮运转声！ 历史老师停下粉笔转过身：“什么声音？”……</w:t>
+              <w:t>【本场戏剧功能与导演调度任务】【片尾断章/高潮尾钩（Cliffhanger）调度】以「内　长林八中高一十班教室·五楼楼梯间·501室客厅与502室赵了家 — 日/夜」为物理容器，聚焦（历史老师、戴娟、罗爱文、赵东来（屋内画外音）、刘美奕、赵东来、荀未来（内心独白）、赵了、荀未来、高尚）的对手戏力场，核心导演任务在于：深化中国式原生家庭“刀子嘴与避风港”的代际情感共振。</w:t>
               <w:br/>
               <w:t>【完整剧情推进与动作细节】下午，高一十班教室内正在上历史课。历史女老师背对学生在黑板上书写“唐朝的荣衰与民族交融（突厥、回纥、靺鞨、吐蕃）”的板书，台下的赵左右、徐图图、王一漫等人正低头认真记笔记。突然，教室前排传来一阵断断续续的“嗡嗡、咔咔”小型马达与齿轮运转声！ 历史老师停下粉笔转过身：“什么声音？”全班同学茫然四顾；等老师转回身继续写字，那阵机械运转声又响了起来！历史老师放下粉笔径直走下讲台，停在第一排罗爱文的课桌前，伸手敲了敲桌面。 正在课桌膛里鼓捣发明的罗爱文心虚地抬起头，乖乖从桌膛里捧出一辆自己手工焊制的“太阳能电路板四驱小车”放到讲桌上。不料历史老师拿起小车端详了一眼，非但没有没收批评，反而温和地递还给他，为这位立志走技术路线的少年开了绿灯！ 罗爱文喜出望外（“真的啊？那太好了！”），在全班同学羡慕的目光中抱着零件兴冲冲地准备跑去技术教室；恰逢教导主任戴娟经过教室门口，笑着叫住了他。 罗爱文拍着胸脯自信满满地放出豪言，引得全班哄堂大笑，前排的赵左右也笑得合不拢嘴。 戴娟笑盈盈地打趣他：“行，到时候把你爸给你的生活费都还给他。”罗爱文却一脸认真地挺直腰板回答，随后向戴娟深深鞠了一躬，欢快地奔向技术教室！ 傍晚，老居民楼五楼的水泥楼梯间内，头戴贝雷帽的六十六岁赵了先一步走上五楼掏钥匙打开五零二室家门；紧随其后的四十一岁荀未来提着黑色行李箱刚走上楼梯拐角，突然听到对门五零一室（父母家）屋内传来了父亲赵东来震惊的吼声，荀未来脚步一顿，停在五零一室门外倾听。 五零一室客厅内，母亲刘美奕正坐在窗边榻榻米……</w:t>
               <w:br/>

--- a/01_《三人行》全24集全流程标杆成品库/03_剧作结构、悬念节奏与视听解码/EP18_《三人行》第十八集《一夜剧变》剧作结构、悬念节奏与视听解码.docx
+++ b/01_《三人行》全24集全流程标杆成品库/03_剧作结构、悬念节奏与视听解码/EP18_《三人行》第十八集《一夜剧变》剧作结构、悬念节奏与视听解码.docx
@@ -60,7 +60,7 @@
           <w:color w:val="141414"/>
           <w:sz w:val="21"/>
         </w:rPr>
-        <w:t>本集第18-5场上演了全剧最精妙绝伦的科幻宿命闭环（莫比乌斯环）：</w:t>
+        <w:t>本集上演了全剧最精妙绝伦的科幻宿命闭环（莫比乌斯环）：</w:t>
       </w:r>
     </w:p>
     <w:p>
@@ -139,7 +139,7 @@
           <w:color w:val="141414"/>
           <w:sz w:val="21"/>
         </w:rPr>
-        <w:t>1. 009号保密实验者档案实证：在第18-3场小雪的供述与2058年09号储物柜闪回中，剧作正式亮出了41岁荀未来的档案盒标签——【档案编号：LO-01M1/009｜保密实验者 009号｜建档人化名：荀未来｜日期：2033/01/21】。这不仅完美解释了为何荀未来在2008年的任何行动都不受2058年监控终端的常规追踪（高总等人收购公司后为规避时空管理局风险，将这位早期改变过时空进程的009号实验志愿者档案从系统中偷偷抽走锁进了09号柜），更将2008、2033、2058三个时空严丝合缝地咬合在一起。</w:t>
+        <w:t>1. 009号保密实验者档案实证：小雪的供述与2058年09号储物柜闪回中，剧作正式亮出了41岁荀未来的档案盒标签——【档案编号：LO-01M1/009｜保密实验者 009号｜建档人化名：荀未来｜日期：2033/01/21】。这不仅完美解释了为何荀未来在2008年的任何行动都不受2058年监控终端的常规追踪（高总等人收购公司后为规避时空管理局风险，将这位早期改变过时空进程的009号实验志愿者档案从系统中偷偷抽走锁进了09号柜），更将2008、2033、2058三个时空严丝合缝地咬合在一起。</w:t>
       </w:r>
     </w:p>
     <w:p>
@@ -234,8 +234,6 @@
                 <w:b/>
               </w:rPr>
               <w:t>009号保密实验者档案盒【LO-01M1/009】</w:t>
-              <w:br/>
-              <w:t>（18-3场）</w:t>
             </w:r>
           </w:p>
         </w:tc>
@@ -286,8 +284,6 @@
                 <w:b/>
               </w:rPr>
               <w:t>微型神经毒剂注射器与赵了植物人心电监护仪</w:t>
-              <w:br/>
-              <w:t>（18-6至18-9场）</w:t>
             </w:r>
           </w:p>
         </w:tc>
@@ -361,7 +357,7 @@
           <w:color w:val="141414"/>
           <w:sz w:val="21"/>
         </w:rPr>
-        <w:t>• 起承转合五幕戏剧节拍与冷开场/强尾钩排布（B账）：• 冷开场（18-1至18-2）：承接上集片尾，好奇尾随赵了去看“汇报消费”的荀未来赶到电话亭外，捡起菠萝汁注射器将突发心脏并发症的赵了紧急送医抢救，并把小雪绑回酒店2388套房； • 第一幕（18-3至18-4）：2388套房审讯——小雪先谎称受高总指使并爆出【09号柜：009号保密实验者荀未来】档案，见赵了心软后又痛哭坦白全是自己怕丢工作才将赵了标记归档并下黑手；荀未来下楼取东西时，被藏在路虎车后座的32岁余博士用导电电击贴片贴住后颈挟持！ • 第二幕（18-5）：余博士逼荀未来带她上23楼见“幕后老大”，在走廊直面赵了（因赵了已被归档未触发警报）；余博士冲进2388卧室撕开小雪胶带，小雪刚喊出“他们是坏人”，瞬间触发针对员工小雪的10秒最高警报强制召回——小雪在刺眼白光中当着32岁余博士的面凭空化光消失！ • 第三幕（18-6前半）：次日（4月14日）清晨6点，和艺北街公用电话亭被市政施工队连根拆走；赵了盘清来龙去脉，决定白天再见一次余博士借系统召回，不料赶去雪原古堡时发现余博士已受惊在一夜之间搬空古堡人间蒸发！ • 第四幕（18-6后半至18-7前半）：长林八中食堂内，16岁赵左右架起SONY DV一镜到底拍下徐图图大口吃炸鸡饭，正式创立《陪你吃饭》（《孤独的饭桶》）栏目；历史课上罗爱文在课桌膛里测试太阳能智控玩具小车，获历史老师与戴娟鼓励拿去五月跳蚤市场挣班费； • 第五幕尾钩（18-7后半）：501室刘美奕向赵东来宣布正式从电影院辞职专心跑剧组当演员；对门502室里，无处可归的荀未来与回不去2058的赵了大眼瞪小眼，开启尴尬同居生活！</w:t>
+        <w:t>• 起承转合五幕戏剧节拍与冷开场/强尾钩排布（B账）：• 冷开场：承接上集片尾，好奇尾随赵了去看“汇报消费”的荀未来赶到电话亭外，捡起菠萝汁注射器将突发心脏并发症的赵了紧急送医抢救，并把小雪绑回酒店2388套房； • 第一幕：2388套房审讯——小雪先谎称受高总指使并爆出【09号柜：009号保密实验者荀未来】档案，见赵了心软后又痛哭坦白全是自己怕丢工作才将赵了标记归档并下黑手；荀未来下楼取东西时，被藏在路虎车后座的32岁余博士用导电电击贴片贴住后颈挟持！ • 第二幕：余博士逼荀未来带她上23楼见“幕后老大”，在走廊直面赵了（因赵了已被归档未触发警报）；余博士冲进2388卧室撕开小雪胶带，小雪刚喊出“他们是坏人”，瞬间触发针对员工小雪的10秒最高警报强制召回——小雪在刺眼白光中当着32岁余博士的面凭空化光消失！ • 第三幕（18-6前半）：次日（4月14日）清晨6点，和艺北街公用电话亭被市政施工队连根拆走；赵了盘清来龙去脉，决定白天再见一次余博士借系统召回，不料赶去雪原古堡时发现余博士已受惊在一夜之间搬空古堡人间蒸发！ • 第四幕（18-6后半至18-7前半）：长林八中食堂内，16岁赵左右架起SONY DV一镜到底拍下徐图图大口吃炸鸡饭，正式创立《陪你吃饭》（《孤独的饭桶》）栏目；历史课上罗爱文在课桌膛里测试太阳能智控玩具小车，获历史老师与戴娟鼓励拿去五月跳蚤市场挣班费； • 第五幕尾钩（18-7后半）：501室刘美奕向赵东来宣布正式从电影院辞职专心跑剧组当演员；对门502室里，无处可归的荀未来与回不去2058的赵了大眼瞪小眼，开启尴尬同居生活！</w:t>
       </w:r>
     </w:p>
     <w:tbl>
@@ -691,11 +687,11 @@
                 <w:color w:val="191919"/>
                 <w:sz w:val="19"/>
               </w:rPr>
-              <w:t>• 冷开场（18-1至18-2）：承接上集片尾，好奇尾随赵了去看“汇报消费”的荀未来赶到电话亭外，捡起菠萝汁注射器将突发心脏并发症的赵了紧急送医抢救，并把小雪绑回酒店2388套房；</w:t>
+              <w:t>• 冷开场：承接上集片尾，好奇尾随赵了去看“汇报消费”的荀未来赶到电话亭外，捡起菠萝汁注射器将突发心脏并发症的赵了紧急送医抢救，并把小雪绑回酒店2388套房；</w:t>
               <w:br/>
-              <w:t>• 第一幕（18-3至18-4）：2388套房审讯——小雪先谎称受高总指使并爆出【09号柜：009号保密实验者荀未来】档案，见赵了心软后又痛哭坦白全是自己怕丢工作才将赵了标记归档并下黑手；荀未来下楼取东西时，被藏在路虎车后座的32岁余博士用导电电击贴片贴住后颈挟持！</w:t>
+              <w:t>• 第一幕：2388套房审讯——小雪先谎称受高总指使并爆出【09号柜：009号保密实验者荀未来】档案，见赵了心软后又痛哭坦白全是自己怕丢工作才将赵了标记归档并下黑手；荀未来下楼取东西时，被藏在路虎车后座的32岁余博士用导电电击贴片贴住后颈挟持！</w:t>
               <w:br/>
-              <w:t>• 第二幕（18-5）：余博士逼荀未来带她上23楼见“幕后老大”，在走廊直面赵了（因赵了已被归档未触发警报）；余博士冲进2388卧室撕开小雪胶带，小雪刚喊出“他们是坏人”，瞬间触发针对员工小雪的10秒最高警报强制召回——小雪在刺眼白光中当着32岁余博士的面凭空化光消失！</w:t>
+              <w:t>• 第二幕：余博士逼荀未来带她上23楼见“幕后老大”，在走廊直面赵了（因赵了已被归档未触发警报）；余博士冲进2388卧室撕开小雪胶带，小雪刚喊出“他们是坏人”，瞬间触发针对员工小雪的10秒最高警报强制召回——小雪在刺眼白光中当着32岁余博士的面凭空化光消失！</w:t>
               <w:br/>
               <w:t>• 第三幕（18-6前半）：次日（4月14日）清晨6点，和艺北街公用电话亭被市政施工队连根拆走；赵了盘清来龙去脉，决定白天再见一次余博士借系统召回，不料赶去雪原古堡时发现余博士已受惊在一夜之间搬空古堡人间蒸发！</w:t>
               <w:br/>
@@ -2325,7 +2321,7 @@
               <w:jc w:val="left"/>
             </w:pPr>
             <w:r>
-              <w:t>S01 @ 01:42.0 (第18-1场)</w:t>
+              <w:t xml:space="preserve">S01 @ 01:42.0 </w:t>
               <w:br/>
               <w:t>（场次：）</w:t>
             </w:r>
@@ -2389,7 +2385,7 @@
                 <w:color w:val="191919"/>
                 <w:sz w:val="19"/>
               </w:rPr>
-              <w:t>S01 @ 02:12.0 (第18-1场)</w:t>
+              <w:t xml:space="preserve">S01 @ 02:12.0 </w:t>
               <w:br/>
               <w:t>（场次：特约演员）</w:t>
             </w:r>
@@ -2446,7 +2442,7 @@
               <w:jc w:val="left"/>
             </w:pPr>
             <w:r>
-              <w:t>S01 @ 03:05.0 (第18-1场)</w:t>
+              <w:t xml:space="preserve">S01 @ 03:05.0 </w:t>
               <w:br/>
               <w:t>（场次：）</w:t>
             </w:r>
@@ -2503,7 +2499,7 @@
               <w:jc w:val="left"/>
             </w:pPr>
             <w:r>
-              <w:t>S02 @ 04:47.0 (第18-3场)</w:t>
+              <w:t xml:space="preserve">S02 @ 04:47.0 </w:t>
               <w:br/>
               <w:t>（场次：）</w:t>
             </w:r>
@@ -2560,7 +2556,7 @@
               <w:jc w:val="left"/>
             </w:pPr>
             <w:r>
-              <w:t>S02 @ 06:10.0 (第18-3场)</w:t>
+              <w:t xml:space="preserve">S02 @ 06:10.0 </w:t>
               <w:br/>
               <w:t>（场次：）</w:t>
             </w:r>
@@ -2617,7 +2613,7 @@
               <w:jc w:val="left"/>
             </w:pPr>
             <w:r>
-              <w:t>S03 @ 10:15.0 (第18-3场)</w:t>
+              <w:t xml:space="preserve">S03 @ 10:15.0 </w:t>
               <w:br/>
               <w:t>（场次：）</w:t>
             </w:r>
@@ -2681,7 +2677,7 @@
                 <w:color w:val="191919"/>
                 <w:sz w:val="19"/>
               </w:rPr>
-              <w:t>S04 @ 15:30.0 (第18-4场)</w:t>
+              <w:t xml:space="preserve">S04 @ 15:30.0 </w:t>
               <w:br/>
               <w:t>（场次：特约演员）</w:t>
             </w:r>
@@ -2738,7 +2734,7 @@
               <w:jc w:val="left"/>
             </w:pPr>
             <w:r>
-              <w:t>S05 @ 19:15.0 (第18-4场)</w:t>
+              <w:t xml:space="preserve">S05 @ 19:15.0 </w:t>
               <w:br/>
               <w:t>（场次：）</w:t>
             </w:r>

--- a/01_《三人行》全24集全流程标杆成品库/03_剧作结构、悬念节奏与视听解码/EP18_《三人行》第十八集《一夜剧变》剧作结构、悬念节奏与视听解码.docx
+++ b/01_《三人行》全24集全流程标杆成品库/03_剧作结构、悬念节奏与视听解码/EP18_《三人行》第十八集《一夜剧变》剧作结构、悬念节奏与视听解码.docx
@@ -341,7 +341,7 @@
           <w:color w:val="141414"/>
           <w:sz w:val="21"/>
         </w:rPr>
-        <w:t>• 多角色跨时空认知差与戏剧反讽设计（C账）：【命定悖论（Bootstrap Paradox）的惊天闭环】① 小雪的甩锅谎言 vs 009号绝密档案曝光：被绑在2388套房椅子上的小雪起初甩锅高总，无意间向荀未来和赵了爆出高总办公室09号柜锁着【LO-01M1/009 保密实验者荀未来】档案；② 32岁余博士的认知颠覆：余博士原本把荀未来和赵了当精神病，潜入路虎车用电击贴片逼荀未来带她去2388套房，却在撕开小雪嘴上胶带的瞬间，亲眼目睹小雪在2058强制召回白光中当着她的面凭空消失！正是这一幕让32岁余博士受到巨大震撼，连夜搬空古堡逃往鲁多维科群岛闭关研发时空机器——未来人的干预恰恰成了时空旅行诞生的起因！</w:t>
+        <w:t>• 多角色跨时空认知差与戏剧反讽设计（C账）：【命定悖论（Bootstrap Paradox）的惊天闭环】① 小雪的甩锅谎言 vs 009号绝密档案曝光：被绑在2388套房椅子上的小雪起初甩锅高总，无意间向荀未来和赵了爆出高总办公室09号柜锁着【LO-01M1/009 保密实验者荀未来】档案；② 32岁余博士的狂喜印证与误会闭环：余博士潜心研究时空旅行却被外界当成疯子，且曾遇人企图窃取成果；当荀未来在古堡说漏嘴并掉入老师名字记忆陷阱后，余博士怀疑他们是窃贼，遂潜入路虎车后座用电击贴片逼荀未来带她去酒店2388套房见“幕后老大”。不料在冲进2388卧室撕开小雪嘴上胶带的瞬间，小雪喊出“我就是从未来来的，您真的成功了，他们是来杀您阻止时空旅行发明的”并在白光中当着她的面凭空消失！亲眼证实未来自己真的研究成功（“我看还有谁敢说我是疯子！”）并信了小雪的谎言后，余博士连夜撕毁古堡黑板公式、搬空手稿远赴鲁多维科群岛闭关研发时空机器！</w:t>
       </w:r>
     </w:p>
     <w:p>
@@ -437,9 +437,7 @@
         </w:tc>
       </w:tr>
       <w:tr>
-        <w:trPr>
-          <w:cantSplit/>
-        </w:trPr>
+        <w:trPr/>
         <w:tc>
           <w:tcPr>
             <w:tcW w:type="dxa" w:w="2808"/>
@@ -500,9 +498,7 @@
         </w:tc>
       </w:tr>
       <w:tr>
-        <w:trPr>
-          <w:cantSplit/>
-        </w:trPr>
+        <w:trPr/>
         <w:tc>
           <w:tcPr>
             <w:tcW w:type="dxa" w:w="2808"/>
@@ -565,9 +561,7 @@
         </w:tc>
       </w:tr>
       <w:tr>
-        <w:trPr>
-          <w:cantSplit/>
-        </w:trPr>
+        <w:trPr/>
         <w:tc>
           <w:tcPr>
             <w:tcW w:type="dxa" w:w="2808"/>
@@ -614,7 +608,9 @@
               <w:spacing w:before="40" w:after="40" w:line="341" w:lineRule="auto"/>
               <w:jc w:val="left"/>
             </w:pPr>
-            <w:r/>
+            <w:r>
+              <w:t>【命定悖论（Bootstrap Paradox）的惊天闭环】① 小雪的甩锅谎言 vs 009号绝密档案曝光：被绑在2388套房椅子上的小雪起初甩锅高总，无意间向荀未来和赵了爆出高总办公室09号柜锁着【LO-01M1/009 保密实验者荀未来】档案；② 32岁余博士的狂喜印证与误会闭环：余博士潜心研究时空旅行却被外界当成疯子，且曾遇人企图窃取成果；当荀未来在古堡说漏嘴并掉入老师名字记忆陷阱后，余博士怀疑他们是窃贼，遂潜入路虎车后座用电击贴片逼荀未来带她去酒店2388套房见“幕后老大”。不料在冲进2388卧室撕开小雪嘴上胶带的瞬间，小雪喊出“我就是从未来来的，您真的成功了，他们是来杀您阻止时空旅行发明的”并在白光中当着她的面凭空消失！亲眼证实未来自己真的研究成功（“我看还有谁敢说我是疯子！”）并信了小雪的谎言后，余博士连夜撕毁古堡黑板公式、搬空手稿远赴鲁多维科群岛闭关研发时空机器！</w:t>
+            </w:r>
             <w:r>
               <w:rPr>
                 <w:rFonts w:ascii="Times New Roman" w:hAnsi="Times New Roman" w:eastAsia="宋体"/>
@@ -622,15 +618,12 @@
                 <w:color w:val="191919"/>
                 <w:sz w:val="19"/>
               </w:rPr>
-              <w:t>【命定悖论（Bootstrap Paradox）的惊天闭环】① 小雪的甩锅谎言 vs 009号绝密档案曝光：被绑在2388套房椅子上的小雪起初甩锅高总，无意间向荀未来和赵了爆出高总办公室09号柜锁着【LO-01M1/009 保密实验者荀未来】档案；② 32岁余博士的认知颠覆：余博士原本把荀未来和赵了当精神病，潜入路虎车用电击贴片逼荀未来带她去2388套房，却在撕开小雪嘴上胶带的瞬间，亲眼目睹小雪在2058强制召回白光中当着她的面凭空消失！正是这一幕让32岁余博士受到巨大震撼，连夜搬空古堡逃往鲁多维科群岛闭关研发时空机器——未来人的干预恰恰成了时空旅行诞生的起因！</w:t>
             </w:r>
           </w:p>
         </w:tc>
       </w:tr>
       <w:tr>
-        <w:trPr>
-          <w:cantSplit/>
-        </w:trPr>
+        <w:trPr/>
         <w:tc>
           <w:tcPr>
             <w:tcW w:type="dxa" w:w="2808"/>
@@ -811,9 +804,7 @@
         </w:tc>
       </w:tr>
       <w:tr>
-        <w:trPr>
-          <w:cantSplit/>
-        </w:trPr>
+        <w:trPr/>
         <w:tc>
           <w:tcPr>
             <w:tcW w:type="dxa" w:w="2880"/>
@@ -867,9 +858,7 @@
         </w:tc>
       </w:tr>
       <w:tr>
-        <w:trPr>
-          <w:cantSplit/>
-        </w:trPr>
+        <w:trPr/>
         <w:tc>
           <w:tcPr>
             <w:tcW w:type="dxa" w:w="2880"/>
@@ -934,9 +923,7 @@
         </w:tc>
       </w:tr>
       <w:tr>
-        <w:trPr>
-          <w:cantSplit/>
-        </w:trPr>
+        <w:trPr/>
         <w:tc>
           <w:tcPr>
             <w:tcW w:type="dxa" w:w="2880"/>
@@ -990,9 +977,7 @@
         </w:tc>
       </w:tr>
       <w:tr>
-        <w:trPr>
-          <w:cantSplit/>
-        </w:trPr>
+        <w:trPr/>
         <w:tc>
           <w:tcPr>
             <w:tcW w:type="dxa" w:w="2880"/>
@@ -1048,9 +1033,7 @@
         </w:tc>
       </w:tr>
       <w:tr>
-        <w:trPr>
-          <w:cantSplit/>
-        </w:trPr>
+        <w:trPr/>
         <w:tc>
           <w:tcPr>
             <w:tcW w:type="dxa" w:w="2880"/>
@@ -1104,9 +1087,7 @@
         </w:tc>
       </w:tr>
       <w:tr>
-        <w:trPr>
-          <w:cantSplit/>
-        </w:trPr>
+        <w:trPr/>
         <w:tc>
           <w:tcPr>
             <w:tcW w:type="dxa" w:w="2880"/>
@@ -1162,9 +1143,7 @@
         </w:tc>
       </w:tr>
       <w:tr>
-        <w:trPr>
-          <w:cantSplit/>
-        </w:trPr>
+        <w:trPr/>
         <w:tc>
           <w:tcPr>
             <w:tcW w:type="dxa" w:w="2880"/>
@@ -1374,9 +1353,7 @@
         </w:tc>
       </w:tr>
       <w:tr>
-        <w:trPr>
-          <w:cantSplit/>
-        </w:trPr>
+        <w:trPr/>
         <w:tc>
           <w:tcPr>
             <w:tcW w:type="dxa" w:w="2880"/>
@@ -1445,9 +1422,7 @@
         </w:tc>
       </w:tr>
       <w:tr>
-        <w:trPr>
-          <w:cantSplit/>
-        </w:trPr>
+        <w:trPr/>
         <w:tc>
           <w:tcPr>
             <w:tcW w:type="dxa" w:w="2880"/>
@@ -1514,9 +1489,7 @@
         </w:tc>
       </w:tr>
       <w:tr>
-        <w:trPr>
-          <w:cantSplit/>
-        </w:trPr>
+        <w:trPr/>
         <w:tc>
           <w:tcPr>
             <w:tcW w:type="dxa" w:w="2880"/>
@@ -1585,9 +1558,7 @@
         </w:tc>
       </w:tr>
       <w:tr>
-        <w:trPr>
-          <w:cantSplit/>
-        </w:trPr>
+        <w:trPr/>
         <w:tc>
           <w:tcPr>
             <w:tcW w:type="dxa" w:w="2880"/>
@@ -1658,9 +1629,7 @@
         </w:tc>
       </w:tr>
       <w:tr>
-        <w:trPr>
-          <w:cantSplit/>
-        </w:trPr>
+        <w:trPr/>
         <w:tc>
           <w:tcPr>
             <w:tcW w:type="dxa" w:w="2880"/>
@@ -1729,9 +1698,7 @@
         </w:tc>
       </w:tr>
       <w:tr>
-        <w:trPr>
-          <w:cantSplit/>
-        </w:trPr>
+        <w:trPr/>
         <w:tc>
           <w:tcPr>
             <w:tcW w:type="dxa" w:w="2880"/>
@@ -1802,9 +1769,7 @@
         </w:tc>
       </w:tr>
       <w:tr>
-        <w:trPr>
-          <w:cantSplit/>
-        </w:trPr>
+        <w:trPr/>
         <w:tc>
           <w:tcPr>
             <w:tcW w:type="dxa" w:w="2880"/>
@@ -1981,9 +1946,7 @@
         </w:tc>
       </w:tr>
       <w:tr>
-        <w:trPr>
-          <w:cantSplit/>
-        </w:trPr>
+        <w:trPr/>
         <w:tc>
           <w:tcPr>
             <w:tcW w:type="dxa" w:w="2808"/>
@@ -2044,9 +2007,7 @@
         </w:tc>
       </w:tr>
       <w:tr>
-        <w:trPr>
-          <w:cantSplit/>
-        </w:trPr>
+        <w:trPr/>
         <w:tc>
           <w:tcPr>
             <w:tcW w:type="dxa" w:w="2808"/>
@@ -2109,9 +2070,7 @@
         </w:tc>
       </w:tr>
       <w:tr>
-        <w:trPr>
-          <w:cantSplit/>
-        </w:trPr>
+        <w:trPr/>
         <w:tc>
           <w:tcPr>
             <w:tcW w:type="dxa" w:w="2808"/>
@@ -2172,9 +2131,7 @@
         </w:tc>
       </w:tr>
       <w:tr>
-        <w:trPr>
-          <w:cantSplit/>
-        </w:trPr>
+        <w:trPr/>
         <w:tc>
           <w:tcPr>
             <w:tcW w:type="dxa" w:w="2808"/>
@@ -2237,9 +2194,7 @@
         </w:tc>
       </w:tr>
       <w:tr>
-        <w:trPr>
-          <w:cantSplit/>
-        </w:trPr>
+        <w:trPr/>
         <w:tc>
           <w:tcPr>
             <w:tcW w:type="dxa" w:w="2808"/>
@@ -2300,9 +2255,7 @@
         </w:tc>
       </w:tr>
       <w:tr>
-        <w:trPr>
-          <w:cantSplit/>
-        </w:trPr>
+        <w:trPr/>
         <w:tc>
           <w:tcPr>
             <w:tcW w:type="dxa" w:w="2808"/>
@@ -2358,9 +2311,7 @@
         </w:tc>
       </w:tr>
       <w:tr>
-        <w:trPr>
-          <w:cantSplit/>
-        </w:trPr>
+        <w:trPr/>
         <w:tc>
           <w:tcPr>
             <w:tcW w:type="dxa" w:w="2808"/>
@@ -2421,9 +2372,7 @@
         </w:tc>
       </w:tr>
       <w:tr>
-        <w:trPr>
-          <w:cantSplit/>
-        </w:trPr>
+        <w:trPr/>
         <w:tc>
           <w:tcPr>
             <w:tcW w:type="dxa" w:w="2808"/>
@@ -2479,9 +2428,7 @@
         </w:tc>
       </w:tr>
       <w:tr>
-        <w:trPr>
-          <w:cantSplit/>
-        </w:trPr>
+        <w:trPr/>
         <w:tc>
           <w:tcPr>
             <w:tcW w:type="dxa" w:w="2808"/>
@@ -2535,9 +2482,7 @@
         </w:tc>
       </w:tr>
       <w:tr>
-        <w:trPr>
-          <w:cantSplit/>
-        </w:trPr>
+        <w:trPr/>
         <w:tc>
           <w:tcPr>
             <w:tcW w:type="dxa" w:w="2808"/>
@@ -2593,9 +2538,7 @@
         </w:tc>
       </w:tr>
       <w:tr>
-        <w:trPr>
-          <w:cantSplit/>
-        </w:trPr>
+        <w:trPr/>
         <w:tc>
           <w:tcPr>
             <w:tcW w:type="dxa" w:w="2808"/>
@@ -2649,9 +2592,7 @@
         </w:tc>
       </w:tr>
       <w:tr>
-        <w:trPr>
-          <w:cantSplit/>
-        </w:trPr>
+        <w:trPr/>
         <w:tc>
           <w:tcPr>
             <w:tcW w:type="dxa" w:w="2808"/>
@@ -2714,9 +2655,7 @@
         </w:tc>
       </w:tr>
       <w:tr>
-        <w:trPr>
-          <w:cantSplit/>
-        </w:trPr>
+        <w:trPr/>
         <w:tc>
           <w:tcPr>
             <w:tcW w:type="dxa" w:w="2808"/>
